--- a/docs/03-master-plan-31-days.docx
+++ b/docs/03-master-plan-31-days.docx
@@ -371,6 +371,30 @@
               <w:pStyle w:val="Compact"/>
             </w:pPr>
             <w:r>
+              <w:t xml:space="preserve">Organizers</w:t>
+            </w:r>
+          </w:p>
+        </w:tc>
+        <w:tc>
+          <w:tcPr/>
+          <w:p>
+            <w:pPr>
+              <w:pStyle w:val="Compact"/>
+            </w:pPr>
+            <w:r>
+              <w:t xml:space="preserve">Hackathon Mongolia, a student collective (GitHub org Hackathon-Mongolia, not a registered entity), runs the program; Uram Enerel NGO (Uram Care), registered and government-recognized, is the legal host</w:t>
+            </w:r>
+          </w:p>
+        </w:tc>
+      </w:tr>
+      <w:tr>
+        <w:tc>
+          <w:tcPr/>
+          <w:p>
+            <w:pPr>
+              <w:pStyle w:val="Compact"/>
+            </w:pPr>
+            <w:r>
               <w:t xml:space="preserve">Legal host</w:t>
             </w:r>
           </w:p>
@@ -382,7 +406,7 @@
               <w:pStyle w:val="Compact"/>
             </w:pPr>
             <w:r>
-              <w:t xml:space="preserve">[NGO], signs contracts, receives funds, pays vendors, issues e-barimt</w:t>
+              <w:t xml:space="preserve">Uram Enerel NGO: signs contracts, receives funds, pays vendors, issues e-barimt, reports</w:t>
             </w:r>
           </w:p>
         </w:tc>
@@ -406,7 +430,7 @@
               <w:pStyle w:val="Compact"/>
             </w:pPr>
             <w:r>
-              <w:t xml:space="preserve">[government body], [form]</w:t>
+              <w:t xml:space="preserve">through Uram Enerel: [government body], [form]; Hackathon Mongolia itself has no registration and needs none</w:t>
             </w:r>
           </w:p>
         </w:tc>
@@ -861,7 +885,7 @@
         <w:pStyle w:val="FirstParagraph"/>
       </w:pPr>
       <w:r>
-        <w:t xml:space="preserve">Two main organizers decide; four teams execute. MUN organizing covers most of this well: registration, venue, delegates, food, sponsors, ceremonies. The parts a MUN does not have are the problem statements, the submission platform, mentors, judging logistics and the overnight. Those sit in operations under one named owner who has done a hackathon.</w:t>
+        <w:t xml:space="preserve">Two organizations, two main organizers, four teams. Hackathon Mongolia owns everything about the program and the participants. Uram Enerel owns everything that needs a legal entity: contracts, bank account, receipts, government letters, plus the school-chapter outreach and health-side judges. Two main organizers decide; four teams execute. MUN organizing covers most of this well: registration, venue, delegates, food, sponsors, ceremonies. The parts a MUN does not have are the problem statements, the submission platform, mentors, judging logistics and the overnight. Those sit in operations under one named owner who has done a hackathon.</w:t>
       </w:r>
     </w:p>
     <w:tbl>
@@ -1014,7 +1038,7 @@
               <w:pStyle w:val="Compact"/>
             </w:pPr>
             <w:r>
-              <w:t xml:space="preserve">NGO money flow, sponsor contracts and invoices, budget, ledger with receipts, prizes and prize tax, post-event financial report</w:t>
+              <w:t xml:space="preserve">money flow through Uram Enerel, sponsor contracts and invoices, budget, ledger with receipts, prizes and prize tax, post-event financial report; works directly with Uram Enerel's accountant</w:t>
             </w:r>
           </w:p>
         </w:tc>
@@ -1716,7 +1740,7 @@
               <w:pStyle w:val="Compact"/>
             </w:pPr>
             <w:r>
-              <w:t xml:space="preserve">Two catering quotes for 260 people, five meals and snacks. School and university outreach: 25 institutions, one teacher or club contact each.</w:t>
+              <w:t xml:space="preserve">Two catering quotes for 260 people, five meals and snacks. School and university outreach: Uram Care's 15+ school chapters first, then 25 institutions with one teacher or club contact each.</w:t>
             </w:r>
           </w:p>
         </w:tc>
@@ -2942,7 +2966,7 @@
         <w:pStyle w:val="FirstParagraph"/>
       </w:pPr>
       <w:r>
-        <w:t xml:space="preserve">Cash flows only through [NGO]. Figures below use your numbers where you gave them: venue 20M for two days, food 10M, prize pool 15M, staff 3M. Merchandise and supplies are estimates for Ulaanbaatar print shops and markets; get two quotes each by Oct 17.</w:t>
+        <w:t xml:space="preserve">Cash flows only through Uram Enerel NGO. Figures below use your numbers where you gave them: venue 20M for two days, food 10M, prize pool 15M, staff 3M. Merchandise and supplies are estimates for Ulaanbaatar print shops and markets; get two quotes each by Oct 17.</w:t>
       </w:r>
     </w:p>
     <w:tbl>
@@ -3869,7 +3893,7 @@
         <w:t xml:space="preserve"> </w:t>
       </w:r>
       <w:r>
-        <w:t xml:space="preserve">Every payment from the NGO account with an e-barimt. Sponsorship invoiced as advertising services under Advertising Law article 19. Cash prizes carry 5 percent personal income tax withheld by the NGO. One ledger sheet, shared with sponsors in the report.</w:t>
+        <w:t xml:space="preserve">Every payment from Uram Enerel's account with an e-barimt. Sponsorship invoiced as advertising services under Advertising Law article 19. Cash prizes carry 5 percent personal income tax withheld by the NGO. One ledger sheet, shared with sponsors in the report.</w:t>
       </w:r>
     </w:p>
     <w:p>

--- a/docs/03-master-plan-31-days.docx
+++ b/docs/03-master-plan-31-days.docx
@@ -102,7 +102,7 @@
         </w:numPr>
       </w:pPr>
       <w:r>
-        <w:t xml:space="preserve">Title sponsor, venue partner, six track sponsors or the equivalent, and food covered; the 15,000,000 MNT prize pool funded.</w:t>
+        <w:t xml:space="preserve">Title sponsor, venue partner, six track sponsors or the equivalent, and food covered; the prize pool funded above its 5,000,000 MNT floor.</w:t>
       </w:r>
     </w:p>
     <w:p>
@@ -502,7 +502,7 @@
               <w:pStyle w:val="Compact"/>
             </w:pPr>
             <w:r>
-              <w:t xml:space="preserve">cash pool 15,000,000 MNT for the top three, 50 / 30 / 20; range 10–20M depending on sponsors; track awards are certificates plus sponsor prizes</w:t>
+              <w:t xml:space="preserve">cash pool for the top three, 50 / 30 / 20; public floor 5,000,000 MNT, internal target 15,000,000; final size announced Oct 26; track awards are certificates plus sponsor prizes</w:t>
             </w:r>
           </w:p>
         </w:tc>
@@ -765,7 +765,7 @@
               <w:pStyle w:val="Compact"/>
             </w:pPr>
             <w:r>
-              <w:t xml:space="preserve">Final prize pool size, 10 / 15 / 20M, set by what sponsors commit</w:t>
+              <w:t xml:space="preserve">Final prize pool size above the 5M floor, set by what sponsors commit; announced Oct 26</w:t>
             </w:r>
           </w:p>
         </w:tc>
@@ -2966,7 +2966,7 @@
         <w:pStyle w:val="FirstParagraph"/>
       </w:pPr>
       <w:r>
-        <w:t xml:space="preserve">Cash flows only through Uram Enerel NGO. Figures below use your numbers where you gave them: venue 20M for two days, food 10M, prize pool 15M, staff 3M. Merchandise and supplies are estimates for Ulaanbaatar print shops and markets; get two quotes each by Oct 17.</w:t>
+        <w:t xml:space="preserve">Cash flows only through Uram Enerel NGO. Figures below use your numbers where you gave them: venue 20M for two days, food 10M, staff 3M. The prize pool is planned at its 15M target; the public commitment is 5M and up. Merchandise and supplies are estimates for Ulaanbaatar print shops and markets; get two quotes each by Oct 17.</w:t>
       </w:r>
     </w:p>
     <w:tbl>
@@ -3072,18 +3072,18 @@
               <w:pStyle w:val="Compact"/>
             </w:pPr>
             <w:r>
-              <w:t xml:space="preserve">15,000,000</w:t>
-            </w:r>
-          </w:p>
-        </w:tc>
-        <w:tc>
-          <w:tcPr/>
-          <w:p>
-            <w:pPr>
-              <w:pStyle w:val="Compact"/>
-            </w:pPr>
-            <w:r>
-              <w:t xml:space="preserve">7.5M / 4.5M / 3M; range 10M–20M; 5% personal income tax withheld by the NGO on payout</w:t>
+              <w:t xml:space="preserve">15,000,000 target; 5,000,000 floor</w:t>
+            </w:r>
+          </w:p>
+        </w:tc>
+        <w:tc>
+          <w:tcPr/>
+          <w:p>
+            <w:pPr>
+              <w:pStyle w:val="Compact"/>
+            </w:pPr>
+            <w:r>
+              <w:t xml:space="preserve">at the target 7.5M / 4.5M / 3M; at the floor 2.5M / 1.5M / 1M; 5% personal income tax withheld by Uram Enerel on payout</w:t>
             </w:r>
           </w:p>
         </w:tc>
@@ -3520,7 +3520,7 @@
                 <w:b/>
                 <w:bCs/>
               </w:rPr>
-              <w:t xml:space="preserve">63,250,000</w:t>
+              <w:t xml:space="preserve">63,250,000 at the prize target; 52,250,000 at the floor</w:t>
             </w:r>
           </w:p>
         </w:tc>
@@ -3535,7 +3535,7 @@
                 <w:b/>
                 <w:bCs/>
               </w:rPr>
-              <w:t xml:space="preserve">about 43,000,000 if the venue is in kind</w:t>
+              <w:t xml:space="preserve">about 20,000,000 less if the venue is in kind</w:t>
             </w:r>
           </w:p>
         </w:tc>
@@ -3640,7 +3640,7 @@
               <w:pStyle w:val="Compact"/>
             </w:pPr>
             <w:r>
-              <w:t xml:space="preserve">one; funds half the prize pool and the shirts</w:t>
+              <w:t xml:space="preserve">one; funds the prize pool above its floor and the shirts</w:t>
             </w:r>
           </w:p>
         </w:tc>
@@ -3838,7 +3838,7 @@
                 <w:b/>
                 <w:bCs/>
               </w:rPr>
-              <w:t xml:space="preserve">68,000,000 with a paid venue; 48,000,000 with the hall in kind</w:t>
+              <w:t xml:space="preserve">68,000,000 with a paid venue and the 15M prize target; 48,000,000 with the hall in kind</w:t>
             </w:r>
           </w:p>
         </w:tc>
@@ -3875,7 +3875,7 @@
         <w:t xml:space="preserve"> </w:t>
       </w:r>
       <w:r>
-        <w:t xml:space="preserve">if the money gate fails on Oct 25: prize pool drops to 10M, shirts cut, venue partner in kind or Plan B at a free university hall, sponsors pay the caterer directly. Cash needed then: about 15,000,000.</w:t>
+        <w:t xml:space="preserve">if the money gate fails on Oct 25: prize pool stays at the 5M floor, shirts cut, venue partner in kind or Plan B at a free university hall, sponsors pay the caterer directly. Cash needed then: about 15,000,000.</w:t>
       </w:r>
     </w:p>
     <w:p>
@@ -4222,18 +4222,18 @@
               <w:pStyle w:val="Compact"/>
             </w:pPr>
             <w:r>
-              <w:t xml:space="preserve">Prize pool promised at 15M but sponsors commit less</w:t>
-            </w:r>
-          </w:p>
-        </w:tc>
-        <w:tc>
-          <w:tcPr/>
-          <w:p>
-            <w:pPr>
-              <w:pStyle w:val="Compact"/>
-            </w:pPr>
-            <w:r>
-              <w:t xml:space="preserve">announce the split as 50 / 30 / 20 only, never the amounts, until Oct 25; publish the pool size on Oct 26</w:t>
+              <w:t xml:space="preserve">Sponsors commit less than the 15M prize target</w:t>
+            </w:r>
+          </w:p>
+        </w:tc>
+        <w:tc>
+          <w:tcPr/>
+          <w:p>
+            <w:pPr>
+              <w:pStyle w:val="Compact"/>
+            </w:pPr>
+            <w:r>
+              <w:t xml:space="preserve">the public promise is 5M and up with a 50 / 30 / 20 split, so nothing has to be retracted; publish the final size on Oct 26</w:t>
             </w:r>
           </w:p>
         </w:tc>

--- a/docs/03-master-plan-31-days.docx
+++ b/docs/03-master-plan-31-days.docx
@@ -25,7 +25,7 @@
         <w:pStyle w:val="FirstParagraph"/>
       </w:pPr>
       <w:r>
-        <w:t xml:space="preserve">Prepared Tuesday October 7, 2026. Event Saturday November 7 to Sunday November 8.</w:t>
+        <w:t xml:space="preserve">Prepared Wednesday October 7, 2026. Event Saturday November 7 to Sunday November 8.</w:t>
       </w:r>
     </w:p>
     <w:p>
@@ -1187,7 +1187,7 @@
         <w:t xml:space="preserve"> </w:t>
       </w:r>
       <w:r>
-        <w:t xml:space="preserve">One 30-minute all-hands on Sunday evening with the gate status; team leads post a three-line update in the organizer chat every Wednesday. Decisions not made in those two places are made by the main organizers the same day.</w:t>
+        <w:t xml:space="preserve">One 30-minute all-hands on Sunday evening (Oct 11, 18, 25, Nov 1) with the gate status; team leads post a three-line update in the organizer chat every Wednesday. Decisions not made in those two places are made by the main organizers the same day.</w:t>
       </w:r>
     </w:p>
     <w:p>
@@ -1299,7 +1299,7 @@
               <w:pStyle w:val="Compact"/>
             </w:pPr>
             <w:r>
-              <w:t xml:space="preserve">Tue Oct 7</w:t>
+              <w:t xml:space="preserve">Wed Oct 7</w:t>
             </w:r>
           </w:p>
         </w:tc>
@@ -1334,7 +1334,7 @@
               <w:pStyle w:val="Compact"/>
             </w:pPr>
             <w:r>
-              <w:t xml:space="preserve">Wed Oct 8</w:t>
+              <w:t xml:space="preserve">Thu Oct 8</w:t>
             </w:r>
           </w:p>
         </w:tc>
@@ -1369,7 +1369,7 @@
               <w:pStyle w:val="Compact"/>
             </w:pPr>
             <w:r>
-              <w:t xml:space="preserve">Thu Oct 9</w:t>
+              <w:t xml:space="preserve">Fri Oct 9</w:t>
             </w:r>
           </w:p>
         </w:tc>
@@ -1404,7 +1404,7 @@
               <w:pStyle w:val="Compact"/>
             </w:pPr>
             <w:r>
-              <w:t xml:space="preserve">Fri Oct 10</w:t>
+              <w:t xml:space="preserve">Sat Oct 10</w:t>
             </w:r>
           </w:p>
         </w:tc>
@@ -1439,42 +1439,42 @@
               <w:pStyle w:val="Compact"/>
             </w:pPr>
             <w:r>
-              <w:t xml:space="preserve">Sat Oct 11</w:t>
-            </w:r>
-          </w:p>
-        </w:tc>
-        <w:tc>
-          <w:tcPr/>
-          <w:p>
-            <w:pPr>
-              <w:pStyle w:val="Compact"/>
-            </w:pPr>
-            <w:r>
-              <w:t xml:space="preserve">Publish rules, tracks and problem bank on the site.</w:t>
-            </w:r>
-          </w:p>
-        </w:tc>
-        <w:tc>
-          <w:tcPr/>
-          <w:p>
-            <w:pPr>
-              <w:pStyle w:val="Compact"/>
-            </w:pPr>
-            <w:r>
-              <w:t xml:space="preserve">O</w:t>
-            </w:r>
-          </w:p>
-        </w:tc>
-      </w:tr>
-      <w:tr>
-        <w:tc>
-          <w:tcPr/>
-          <w:p>
-            <w:pPr>
-              <w:pStyle w:val="Compact"/>
-            </w:pPr>
-            <w:r>
-              <w:t xml:space="preserve">Sun Oct 12</w:t>
+              <w:t xml:space="preserve">Sun Oct 11</w:t>
+            </w:r>
+          </w:p>
+        </w:tc>
+        <w:tc>
+          <w:tcPr/>
+          <w:p>
+            <w:pPr>
+              <w:pStyle w:val="Compact"/>
+            </w:pPr>
+            <w:r>
+              <w:t xml:space="preserve">Publish rules, tracks and problem bank on the site. All-hands 1.</w:t>
+            </w:r>
+          </w:p>
+        </w:tc>
+        <w:tc>
+          <w:tcPr/>
+          <w:p>
+            <w:pPr>
+              <w:pStyle w:val="Compact"/>
+            </w:pPr>
+            <w:r>
+              <w:t xml:space="preserve">O, M</w:t>
+            </w:r>
+          </w:p>
+        </w:tc>
+      </w:tr>
+      <w:tr>
+        <w:tc>
+          <w:tcPr/>
+          <w:p>
+            <w:pPr>
+              <w:pStyle w:val="Compact"/>
+            </w:pPr>
+            <w:r>
+              <w:t xml:space="preserve">Mon Oct 12</w:t>
             </w:r>
           </w:p>
         </w:tc>
@@ -1495,7 +1495,7 @@
               <w:t xml:space="preserve"> </w:t>
             </w:r>
             <w:r>
-              <w:t xml:space="preserve">Announcement post. All-hands 1.</w:t>
+              <w:t xml:space="preserve">Announcement post. One post in each of Uram Care's school chapter groups.</w:t>
             </w:r>
           </w:p>
         </w:tc>
@@ -1519,7 +1519,7 @@
               <w:pStyle w:val="Compact"/>
             </w:pPr>
             <w:r>
-              <w:t xml:space="preserve">Mon Oct 13</w:t>
+              <w:t xml:space="preserve">Tue Oct 13</w:t>
             </w:r>
           </w:p>
         </w:tc>
@@ -1614,7 +1614,7 @@
               <w:pStyle w:val="Compact"/>
             </w:pPr>
             <w:r>
-              <w:t xml:space="preserve">Tue Oct 14</w:t>
+              <w:t xml:space="preserve">Wed Oct 14</w:t>
             </w:r>
           </w:p>
         </w:tc>
@@ -1659,7 +1659,7 @@
               <w:pStyle w:val="Compact"/>
             </w:pPr>
             <w:r>
-              <w:t xml:space="preserve">Wed Oct 15</w:t>
+              <w:t xml:space="preserve">Thu Oct 15</w:t>
             </w:r>
           </w:p>
         </w:tc>
@@ -1694,7 +1694,7 @@
               <w:pStyle w:val="Compact"/>
             </w:pPr>
             <w:r>
-              <w:t xml:space="preserve">Thu Oct 16</w:t>
+              <w:t xml:space="preserve">Fri Oct 16</w:t>
             </w:r>
           </w:p>
         </w:tc>
@@ -1729,7 +1729,7 @@
               <w:pStyle w:val="Compact"/>
             </w:pPr>
             <w:r>
-              <w:t xml:space="preserve">Fri Oct 17</w:t>
+              <w:t xml:space="preserve">Sat Oct 17</w:t>
             </w:r>
           </w:p>
         </w:tc>
@@ -1764,7 +1764,7 @@
               <w:pStyle w:val="Compact"/>
             </w:pPr>
             <w:r>
-              <w:t xml:space="preserve">Sat Oct 18</w:t>
+              <w:t xml:space="preserve">Sun Oct 18</w:t>
             </w:r>
           </w:p>
         </w:tc>
@@ -1799,7 +1799,7 @@
               <w:pStyle w:val="Compact"/>
             </w:pPr>
             <w:r>
-              <w:t xml:space="preserve">Sun Oct 19</w:t>
+              <w:t xml:space="preserve">Sun Oct 18</w:t>
             </w:r>
           </w:p>
         </w:tc>
@@ -1834,7 +1834,7 @@
               <w:pStyle w:val="Compact"/>
             </w:pPr>
             <w:r>
-              <w:t xml:space="preserve">Mon Oct 20</w:t>
+              <w:t xml:space="preserve">Tue Oct 20</w:t>
             </w:r>
           </w:p>
         </w:tc>
@@ -1929,7 +1929,7 @@
               <w:pStyle w:val="Compact"/>
             </w:pPr>
             <w:r>
-              <w:t xml:space="preserve">Tue Oct 21</w:t>
+              <w:t xml:space="preserve">Wed Oct 21</w:t>
             </w:r>
           </w:p>
         </w:tc>
@@ -1964,7 +1964,7 @@
               <w:pStyle w:val="Compact"/>
             </w:pPr>
             <w:r>
-              <w:t xml:space="preserve">Wed Oct 22</w:t>
+              <w:t xml:space="preserve">Thu Oct 22</w:t>
             </w:r>
           </w:p>
         </w:tc>
@@ -1999,7 +1999,7 @@
               <w:pStyle w:val="Compact"/>
             </w:pPr>
             <w:r>
-              <w:t xml:space="preserve">Thu Oct 23</w:t>
+              <w:t xml:space="preserve">Fri Oct 23</w:t>
             </w:r>
           </w:p>
         </w:tc>
@@ -2034,7 +2034,7 @@
               <w:pStyle w:val="Compact"/>
             </w:pPr>
             <w:r>
-              <w:t xml:space="preserve">Fri Oct 24</w:t>
+              <w:t xml:space="preserve">Sat Oct 24</w:t>
             </w:r>
           </w:p>
         </w:tc>
@@ -2069,7 +2069,7 @@
               <w:pStyle w:val="Compact"/>
             </w:pPr>
             <w:r>
-              <w:t xml:space="preserve">Sat Oct 25</w:t>
+              <w:t xml:space="preserve">Sun Oct 25</w:t>
             </w:r>
           </w:p>
         </w:tc>
@@ -2114,18 +2114,18 @@
               <w:pStyle w:val="Compact"/>
             </w:pPr>
             <w:r>
-              <w:t xml:space="preserve">Sun Oct 26</w:t>
-            </w:r>
-          </w:p>
-        </w:tc>
-        <w:tc>
-          <w:tcPr/>
-          <w:p>
-            <w:pPr>
-              <w:pStyle w:val="Compact"/>
-            </w:pPr>
-            <w:r>
-              <w:t xml:space="preserve">All-hands 3.</w:t>
+              <w:t xml:space="preserve">Sun Oct 25</w:t>
+            </w:r>
+          </w:p>
+        </w:tc>
+        <w:tc>
+          <w:tcPr/>
+          <w:p>
+            <w:pPr>
+              <w:pStyle w:val="Compact"/>
+            </w:pPr>
+            <w:r>
+              <w:t xml:space="preserve">All-hands 3, same evening as the money gate.</w:t>
             </w:r>
           </w:p>
         </w:tc>
@@ -2149,7 +2149,7 @@
               <w:pStyle w:val="Compact"/>
             </w:pPr>
             <w:r>
-              <w:t xml:space="preserve">Mon Oct 27</w:t>
+              <w:t xml:space="preserve">Tue Oct 27</w:t>
             </w:r>
           </w:p>
         </w:tc>
@@ -2254,7 +2254,7 @@
               <w:pStyle w:val="Compact"/>
             </w:pPr>
             <w:r>
-              <w:t xml:space="preserve">Tue Oct 28</w:t>
+              <w:t xml:space="preserve">Wed Oct 28</w:t>
             </w:r>
           </w:p>
         </w:tc>
@@ -2299,7 +2299,7 @@
               <w:pStyle w:val="Compact"/>
             </w:pPr>
             <w:r>
-              <w:t xml:space="preserve">Wed Oct 29</w:t>
+              <w:t xml:space="preserve">Thu Oct 29</w:t>
             </w:r>
           </w:p>
         </w:tc>
@@ -2334,7 +2334,7 @@
               <w:pStyle w:val="Compact"/>
             </w:pPr>
             <w:r>
-              <w:t xml:space="preserve">Thu Oct 30</w:t>
+              <w:t xml:space="preserve">Fri Oct 30</w:t>
             </w:r>
           </w:p>
         </w:tc>
@@ -2376,7 +2376,7 @@
               <w:pStyle w:val="Compact"/>
             </w:pPr>
             <w:r>
-              <w:t xml:space="preserve">Fri Oct 31</w:t>
+              <w:t xml:space="preserve">Sat Oct 31</w:t>
             </w:r>
           </w:p>
         </w:tc>
@@ -2411,42 +2411,42 @@
               <w:pStyle w:val="Compact"/>
             </w:pPr>
             <w:r>
-              <w:t xml:space="preserve">Sat Nov 1</w:t>
-            </w:r>
-          </w:p>
-        </w:tc>
-        <w:tc>
-          <w:tcPr/>
-          <w:p>
-            <w:pPr>
-              <w:pStyle w:val="Compact"/>
-            </w:pPr>
-            <w:r>
-              <w:t xml:space="preserve">Reconfirmation message to all registrants: reply to keep your seat.</w:t>
-            </w:r>
-          </w:p>
-        </w:tc>
-        <w:tc>
-          <w:tcPr/>
-          <w:p>
-            <w:pPr>
-              <w:pStyle w:val="Compact"/>
-            </w:pPr>
-            <w:r>
-              <w:t xml:space="preserve">K</w:t>
-            </w:r>
-          </w:p>
-        </w:tc>
-      </w:tr>
-      <w:tr>
-        <w:tc>
-          <w:tcPr/>
-          <w:p>
-            <w:pPr>
-              <w:pStyle w:val="Compact"/>
-            </w:pPr>
-            <w:r>
-              <w:t xml:space="preserve">Sun Nov 2</w:t>
+              <w:t xml:space="preserve">Sun Nov 1</w:t>
+            </w:r>
+          </w:p>
+        </w:tc>
+        <w:tc>
+          <w:tcPr/>
+          <w:p>
+            <w:pPr>
+              <w:pStyle w:val="Compact"/>
+            </w:pPr>
+            <w:r>
+              <w:t xml:space="preserve">Reconfirmation message to all registrants: reply to keep your seat. All-hands 4.</w:t>
+            </w:r>
+          </w:p>
+        </w:tc>
+        <w:tc>
+          <w:tcPr/>
+          <w:p>
+            <w:pPr>
+              <w:pStyle w:val="Compact"/>
+            </w:pPr>
+            <w:r>
+              <w:t xml:space="preserve">K, M</w:t>
+            </w:r>
+          </w:p>
+        </w:tc>
+      </w:tr>
+      <w:tr>
+        <w:tc>
+          <w:tcPr/>
+          <w:p>
+            <w:pPr>
+              <w:pStyle w:val="Compact"/>
+            </w:pPr>
+            <w:r>
+              <w:t xml:space="preserve">Mon Nov 2</w:t>
             </w:r>
           </w:p>
         </w:tc>
@@ -2491,7 +2491,7 @@
               <w:pStyle w:val="Compact"/>
             </w:pPr>
             <w:r>
-              <w:t xml:space="preserve">Mon Nov 3</w:t>
+              <w:t xml:space="preserve">Tue Nov 3</w:t>
             </w:r>
           </w:p>
         </w:tc>

--- a/docs/03-master-plan-31-days.docx
+++ b/docs/03-master-plan-31-days.docx
@@ -695,7 +695,7 @@
               <w:pStyle w:val="Compact"/>
             </w:pPr>
             <w:r>
-              <w:t xml:space="preserve">Who owns program and judging (hackathon-specific work MUN experience does not cover)</w:t>
+              <w:t xml:space="preserve">Who owns program and judging (the hackathon-specific work: problem bank, submission platform, mentors, judging)</w:t>
             </w:r>
           </w:p>
         </w:tc>
@@ -2966,7 +2966,7 @@
         <w:pStyle w:val="FirstParagraph"/>
       </w:pPr>
       <w:r>
-        <w:t xml:space="preserve">Cash flows only through Uram Enerel NGO. Figures below use your numbers where you gave them: venue 20M for two days, food 10M, staff 3M. The prize pool is planned at its 15M target; the public commitment is 5M and up. Merchandise and supplies are estimates for Ulaanbaatar print shops and markets; get two quotes each by Oct 17.</w:t>
+        <w:t xml:space="preserve">Cash flows only through Uram Enerel NGO. Figures below use the organizers' estimates: venue 20M for two days, food 10M, staff 3M. The prize pool is planned at its 15M target; the public commitment is 5M and up. Merchandise and supplies are estimates for Ulaanbaatar print shops and markets; get two quotes each by Oct 17.</w:t>
       </w:r>
     </w:p>
     <w:tbl>
@@ -3048,7 +3048,7 @@
               <w:pStyle w:val="Compact"/>
             </w:pPr>
             <w:r>
-              <w:t xml:space="preserve">your estimate; zero if a venue partner gives the hall in kind</w:t>
+              <w:t xml:space="preserve">estimate; zero if a venue partner gives the hall in kind</w:t>
             </w:r>
           </w:p>
         </w:tc>

--- a/docs/03-master-plan-31-days.docx
+++ b/docs/03-master-plan-31-days.docx
@@ -1116,7 +1116,7 @@
               <w:pStyle w:val="Compact"/>
             </w:pPr>
             <w:r>
-              <w:t xml:space="preserve">run-of-show, check-in, claim board, submission platform, mentors, judges and rubric, workshops, volunteer roster, night shift, consent forms, safety, judging tally</w:t>
+              <w:t xml:space="preserve">run-of-show, check-in, track board, submission platform, mentors, judges and rubric, workshops, volunteer roster, night shift, consent forms, safety, judging tally</w:t>
             </w:r>
           </w:p>
         </w:tc>
@@ -2275,7 +2275,7 @@
               <w:t xml:space="preserve"> </w:t>
             </w:r>
             <w:r>
-              <w:t xml:space="preserve">to registrants. Track sponsors' problem statements final.</w:t>
+              <w:t xml:space="preserve">to registrants. Track sponsors' optional challenges final.</w:t>
             </w:r>
           </w:p>
         </w:tc>
@@ -2649,7 +2649,7 @@
               <w:pStyle w:val="Compact"/>
             </w:pPr>
             <w:r>
-              <w:t xml:space="preserve">Print check-in lists, judge sheets, table numbers, claim board. Pack supplies. MC script final.</w:t>
+              <w:t xml:space="preserve">Print check-in lists, judge sheets, table numbers, track board. Pack supplies. MC script final.</w:t>
             </w:r>
           </w:p>
         </w:tc>
@@ -3357,7 +3357,7 @@
               <w:pStyle w:val="Compact"/>
             </w:pPr>
             <w:r>
-              <w:t xml:space="preserve">posters, table numbers, claim board, judge sheets, certificates</w:t>
+              <w:t xml:space="preserve">posters, table numbers, track board, judge sheets, certificates</w:t>
             </w:r>
           </w:p>
         </w:tc>
@@ -4113,7 +4113,7 @@
               <w:pStyle w:val="Compact"/>
             </w:pPr>
             <w:r>
-              <w:t xml:space="preserve">problem bank with claim board; three-claim cap; rubric rewards fit</w:t>
+              <w:t xml:space="preserve">broad tracks; ideas are optional, teams bring their own; rubric rewards solving a real problem</w:t>
             </w:r>
           </w:p>
         </w:tc>
@@ -4396,7 +4396,7 @@
         <w:t xml:space="preserve"> </w:t>
       </w:r>
       <w:r>
-        <w:t xml:space="preserve">setup 10:00, doors 11:00, opening 12:00, team formation and claim board 12:30, hacking 13:00, lunch at tables, workshop 14:30, mentor hour 16:00, workshop 17:30, dinner 19:00, mini-event 20:30, minor sign-out 21:00, night briefing 22:00, midnight snack 23:30.</w:t>
+        <w:t xml:space="preserve">setup 10:00, doors 11:00, opening 12:00, team formation and track board 12:30, hacking 13:00, lunch at tables, workshop 14:30, mentor hour 16:00, workshop 17:30, dinner 19:00, mini-event 20:30, minor sign-out 21:00, night briefing 22:00, midnight snack 23:30.</w:t>
       </w:r>
     </w:p>
     <w:p>

--- a/docs/03-master-plan-31-days.docx
+++ b/docs/03-master-plan-31-days.docx
@@ -90,7 +90,7 @@
         </w:numPr>
       </w:pPr>
       <w:r>
-        <w:t xml:space="preserve">Six track winners and an overall top three announced on stage, prizes handed over.</w:t>
+        <w:t xml:space="preserve">Five track winners and an overall top three announced on stage, prizes handed over.</w:t>
       </w:r>
     </w:p>
     <w:p>
@@ -102,7 +102,7 @@
         </w:numPr>
       </w:pPr>
       <w:r>
-        <w:t xml:space="preserve">Title sponsor, venue partner, six track sponsors or the equivalent, and food covered; the prize pool funded above its 5,000,000 MNT floor.</w:t>
+        <w:t xml:space="preserve">Title sponsor, venue partner, five track sponsors or the equivalent, and food covered; the prize pool funded above its 5,000,000 MNT floor.</w:t>
       </w:r>
     </w:p>
     <w:p>
@@ -358,7 +358,7 @@
               <w:pStyle w:val="Compact"/>
             </w:pPr>
             <w:r>
-              <w:t xml:space="preserve">Health × Environment, six tracks, 24-statement problem bank</w:t>
+              <w:t xml:space="preserve">broad, TreeHacks model: Healthcare, Sustainability, Education, Humanity, AI; 30 optional ideas</w:t>
             </w:r>
           </w:p>
         </w:tc>
@@ -3699,18 +3699,18 @@
               <w:pStyle w:val="Compact"/>
             </w:pPr>
             <w:r>
-              <w:t xml:space="preserve">30,000,000</w:t>
-            </w:r>
-          </w:p>
-        </w:tc>
-        <w:tc>
-          <w:tcPr/>
-          <w:p>
-            <w:pPr>
-              <w:pStyle w:val="Compact"/>
-            </w:pPr>
-            <w:r>
-              <w:t xml:space="preserve">six × 5,000,000; unsold tracks run unsponsored</w:t>
+              <w:t xml:space="preserve">25,000,000</w:t>
+            </w:r>
+          </w:p>
+        </w:tc>
+        <w:tc>
+          <w:tcPr/>
+          <w:p>
+            <w:pPr>
+              <w:pStyle w:val="Compact"/>
+            </w:pPr>
+            <w:r>
+              <w:t xml:space="preserve">five × 5,000,000; unsold tracks run unsponsored</w:t>
             </w:r>
           </w:p>
         </w:tc>

--- a/docs/03-master-plan-31-days.docx
+++ b/docs/03-master-plan-31-days.docx
@@ -358,7 +358,7 @@
               <w:pStyle w:val="Compact"/>
             </w:pPr>
             <w:r>
-              <w:t xml:space="preserve">broad, TreeHacks model: Healthcare, Sustainability, Education, Humanity, AI; 30 optional ideas</w:t>
+              <w:t xml:space="preserve">broad, TreeHacks model: Healthcare, Sustainability, Education, Humanity, AI; no problem list</w:t>
             </w:r>
           </w:p>
         </w:tc>
@@ -1474,51 +1474,6 @@
               <w:pStyle w:val="Compact"/>
             </w:pPr>
             <w:r>
-              <w:t xml:space="preserve">Mon Oct 12</w:t>
-            </w:r>
-          </w:p>
-        </w:tc>
-        <w:tc>
-          <w:tcPr/>
-          <w:p>
-            <w:pPr>
-              <w:pStyle w:val="Compact"/>
-            </w:pPr>
-            <w:r>
-              <w:rPr>
-                <w:b/>
-                <w:bCs/>
-              </w:rPr>
-              <w:t xml:space="preserve">Registration opens.</w:t>
-            </w:r>
-            <w:r>
-              <w:t xml:space="preserve"> </w:t>
-            </w:r>
-            <w:r>
-              <w:t xml:space="preserve">Announcement post. One post in each of Uram Care's school chapter groups.</w:t>
-            </w:r>
-          </w:p>
-        </w:tc>
-        <w:tc>
-          <w:tcPr/>
-          <w:p>
-            <w:pPr>
-              <w:pStyle w:val="Compact"/>
-            </w:pPr>
-            <w:r>
-              <w:t xml:space="preserve">K, M</w:t>
-            </w:r>
-          </w:p>
-        </w:tc>
-      </w:tr>
-      <w:tr>
-        <w:tc>
-          <w:tcPr/>
-          <w:p>
-            <w:pPr>
-              <w:pStyle w:val="Compact"/>
-            </w:pPr>
-            <w:r>
               <w:t xml:space="preserve">Tue Oct 13</w:t>
             </w:r>
           </w:p>
@@ -1764,6 +1719,51 @@
               <w:pStyle w:val="Compact"/>
             </w:pPr>
             <w:r>
+              <w:t xml:space="preserve">Sat Oct 17</w:t>
+            </w:r>
+          </w:p>
+        </w:tc>
+        <w:tc>
+          <w:tcPr/>
+          <w:p>
+            <w:pPr>
+              <w:pStyle w:val="Compact"/>
+            </w:pPr>
+            <w:r>
+              <w:rPr>
+                <w:b/>
+                <w:bCs/>
+              </w:rPr>
+              <w:t xml:space="preserve">Registration opens.</w:t>
+            </w:r>
+            <w:r>
+              <w:t xml:space="preserve"> </w:t>
+            </w:r>
+            <w:r>
+              <w:t xml:space="preserve">Announcement on the website and social media; organizers share it in their own networks.</w:t>
+            </w:r>
+          </w:p>
+        </w:tc>
+        <w:tc>
+          <w:tcPr/>
+          <w:p>
+            <w:pPr>
+              <w:pStyle w:val="Compact"/>
+            </w:pPr>
+            <w:r>
+              <w:t xml:space="preserve">K, M</w:t>
+            </w:r>
+          </w:p>
+        </w:tc>
+      </w:tr>
+      <w:tr>
+        <w:tc>
+          <w:tcPr/>
+          <w:p>
+            <w:pPr>
+              <w:pStyle w:val="Compact"/>
+            </w:pPr>
+            <w:r>
               <w:t xml:space="preserve">Sun Oct 18</w:t>
             </w:r>
           </w:p>
@@ -1810,7 +1810,7 @@
               <w:pStyle w:val="Compact"/>
             </w:pPr>
             <w:r>
-              <w:t xml:space="preserve">All-hands 2. Registration check: 80+ on track.</w:t>
+              <w:t xml:space="preserve">All-hands 2. Registration check after day one: 40+ on track.</w:t>
             </w:r>
           </w:p>
         </w:tc>
@@ -4113,7 +4113,7 @@
               <w:pStyle w:val="Compact"/>
             </w:pPr>
             <w:r>
-              <w:t xml:space="preserve">broad tracks; ideas are optional, teams bring their own; rubric rewards solving a real problem</w:t>
+              <w:t xml:space="preserve">broad tracks, no problem list, teams bring their own ideas; rubric rewards solving a real problem</w:t>
             </w:r>
           </w:p>
         </w:tc>

--- a/docs/03-master-plan-31-days.docx
+++ b/docs/03-master-plan-31-days.docx
@@ -502,7 +502,7 @@
               <w:pStyle w:val="Compact"/>
             </w:pPr>
             <w:r>
-              <w:t xml:space="preserve">cash pool for the top three, 50 / 30 / 20; public floor 5,000,000 MNT, internal target 15,000,000; final size announced Oct 26; track awards are certificates plus sponsor prizes</w:t>
+              <w:t xml:space="preserve">cash pool for the top three, 50 / 30 / 20; public floor 5,000,000 MNT, internal target 15,000,000; final size announced Oct 26; each of five track winners gets 2,000,000 MNT from the track sponsorship</w:t>
             </w:r>
           </w:p>
         </w:tc>
@@ -3096,6 +3096,41 @@
               <w:pStyle w:val="Compact"/>
             </w:pPr>
             <w:r>
+              <w:t xml:space="preserve">Track prizes, five winners × 2,000,000</w:t>
+            </w:r>
+          </w:p>
+        </w:tc>
+        <w:tc>
+          <w:tcPr/>
+          <w:p>
+            <w:pPr>
+              <w:pStyle w:val="Compact"/>
+            </w:pPr>
+            <w:r>
+              <w:t xml:space="preserve">10,000,000</w:t>
+            </w:r>
+          </w:p>
+        </w:tc>
+        <w:tc>
+          <w:tcPr/>
+          <w:p>
+            <w:pPr>
+              <w:pStyle w:val="Compact"/>
+            </w:pPr>
+            <w:r>
+              <w:t xml:space="preserve">paid out of the five 5,000,000 track sponsorships; an unsold track's prize comes from the general budget</w:t>
+            </w:r>
+          </w:p>
+        </w:tc>
+      </w:tr>
+      <w:tr>
+        <w:tc>
+          <w:tcPr/>
+          <w:p>
+            <w:pPr>
+              <w:pStyle w:val="Compact"/>
+            </w:pPr>
+            <w:r>
               <w:t xml:space="preserve">Food, five meals and snacks for 220 participants and 45 staff</w:t>
             </w:r>
           </w:p>
@@ -3448,7 +3483,7 @@
               <w:pStyle w:val="Compact"/>
             </w:pPr>
             <w:r>
-              <w:t xml:space="preserve">57,500,000</w:t>
+              <w:t xml:space="preserve">67,500,000</w:t>
             </w:r>
           </w:p>
         </w:tc>
@@ -3480,7 +3515,7 @@
               <w:pStyle w:val="Compact"/>
             </w:pPr>
             <w:r>
-              <w:t xml:space="preserve">5,750,000</w:t>
+              <w:t xml:space="preserve">6,750,000</w:t>
             </w:r>
           </w:p>
         </w:tc>
@@ -3520,7 +3555,7 @@
                 <w:b/>
                 <w:bCs/>
               </w:rPr>
-              <w:t xml:space="preserve">63,250,000 at the prize target; 52,250,000 at the floor</w:t>
+              <w:t xml:space="preserve">74,250,000 at the prize target; 63,250,000 at the floor</w:t>
             </w:r>
           </w:p>
         </w:tc>

--- a/docs/03-master-plan-31-days.docx
+++ b/docs/03-master-plan-31-days.docx
@@ -102,7 +102,7 @@
         </w:numPr>
       </w:pPr>
       <w:r>
-        <w:t xml:space="preserve">Title sponsor, venue partner, five track sponsors or the equivalent, and food covered; the prize pool funded above its 5,000,000 MNT floor.</w:t>
+        <w:t xml:space="preserve">Five or six Platinum sponsors, five Gold track sponsors, and food covered by Silver sponsors or in kind; the prize pool funded above its 5,000,000 MNT floor.</w:t>
       </w:r>
     </w:p>
     <w:p>
@@ -1775,7 +1775,7 @@
               <w:pStyle w:val="Compact"/>
             </w:pPr>
             <w:r>
-              <w:t xml:space="preserve">Track sponsors confirmed so far receive the problem-statement co-writing invite.</w:t>
+              <w:t xml:space="preserve">Gold track sponsors confirmed so far receive the optional-challenge invite.</w:t>
             </w:r>
           </w:p>
         </w:tc>
@@ -3118,7 +3118,7 @@
               <w:pStyle w:val="Compact"/>
             </w:pPr>
             <w:r>
-              <w:t xml:space="preserve">paid out of the five 5,000,000 track sponsorships; an unsold track's prize comes from the general budget</w:t>
+              <w:t xml:space="preserve">paid by the five Gold sponsors, 2,000,000 each; an unsold track's prize comes from the general budget</w:t>
             </w:r>
           </w:p>
         </w:tc>
@@ -3653,196 +3653,135 @@
               <w:pStyle w:val="Compact"/>
             </w:pPr>
             <w:r>
-              <w:t xml:space="preserve">Title sponsor</w:t>
-            </w:r>
-          </w:p>
-        </w:tc>
-        <w:tc>
-          <w:tcPr/>
-          <w:p>
-            <w:pPr>
-              <w:pStyle w:val="Compact"/>
-            </w:pPr>
-            <w:r>
-              <w:t xml:space="preserve">20,000,000</w:t>
-            </w:r>
-          </w:p>
-        </w:tc>
-        <w:tc>
-          <w:tcPr/>
-          <w:p>
-            <w:pPr>
-              <w:pStyle w:val="Compact"/>
-            </w:pPr>
-            <w:r>
-              <w:t xml:space="preserve">one; funds the prize pool above its floor and the shirts</w:t>
-            </w:r>
-          </w:p>
-        </w:tc>
-      </w:tr>
-      <w:tr>
-        <w:tc>
-          <w:tcPr/>
-          <w:p>
-            <w:pPr>
-              <w:pStyle w:val="Compact"/>
-            </w:pPr>
-            <w:r>
-              <w:t xml:space="preserve">Venue partner</w:t>
-            </w:r>
-          </w:p>
-        </w:tc>
-        <w:tc>
-          <w:tcPr/>
-          <w:p>
-            <w:pPr>
-              <w:pStyle w:val="Compact"/>
-            </w:pPr>
-            <w:r>
-              <w:t xml:space="preserve">20,000,000 or hall in kind</w:t>
-            </w:r>
-          </w:p>
-        </w:tc>
-        <w:tc>
-          <w:tcPr/>
-          <w:p>
-            <w:pPr>
-              <w:pStyle w:val="Compact"/>
-            </w:pPr>
-            <w:r>
-              <w:t xml:space="preserve">a university, a sponsor's headquarters, or a paid hall</w:t>
-            </w:r>
-          </w:p>
-        </w:tc>
-      </w:tr>
-      <w:tr>
-        <w:tc>
-          <w:tcPr/>
-          <w:p>
-            <w:pPr>
-              <w:pStyle w:val="Compact"/>
-            </w:pPr>
-            <w:r>
-              <w:t xml:space="preserve">Track sponsors</w:t>
-            </w:r>
-          </w:p>
-        </w:tc>
-        <w:tc>
-          <w:tcPr/>
-          <w:p>
-            <w:pPr>
-              <w:pStyle w:val="Compact"/>
-            </w:pPr>
-            <w:r>
-              <w:t xml:space="preserve">25,000,000</w:t>
-            </w:r>
-          </w:p>
-        </w:tc>
-        <w:tc>
-          <w:tcPr/>
-          <w:p>
-            <w:pPr>
-              <w:pStyle w:val="Compact"/>
-            </w:pPr>
-            <w:r>
-              <w:t xml:space="preserve">five × 5,000,000; unsold tracks run unsponsored</w:t>
-            </w:r>
-          </w:p>
-        </w:tc>
-      </w:tr>
-      <w:tr>
-        <w:tc>
-          <w:tcPr/>
-          <w:p>
-            <w:pPr>
-              <w:pStyle w:val="Compact"/>
-            </w:pPr>
-            <w:r>
-              <w:t xml:space="preserve">Food sponsor</w:t>
-            </w:r>
-          </w:p>
-        </w:tc>
-        <w:tc>
-          <w:tcPr/>
-          <w:p>
-            <w:pPr>
-              <w:pStyle w:val="Compact"/>
-            </w:pPr>
-            <w:r>
-              <w:t xml:space="preserve">10,000,000 or catering in kind</w:t>
-            </w:r>
-          </w:p>
-        </w:tc>
-        <w:tc>
-          <w:tcPr/>
-          <w:p>
-            <w:pPr>
-              <w:pStyle w:val="Compact"/>
-            </w:pPr>
-          </w:p>
-        </w:tc>
-      </w:tr>
-      <w:tr>
-        <w:tc>
-          <w:tcPr/>
-          <w:p>
-            <w:pPr>
-              <w:pStyle w:val="Compact"/>
-            </w:pPr>
-            <w:r>
-              <w:t xml:space="preserve">Merchandise sponsor</w:t>
-            </w:r>
-          </w:p>
-        </w:tc>
-        <w:tc>
-          <w:tcPr/>
-          <w:p>
-            <w:pPr>
-              <w:pStyle w:val="Compact"/>
-            </w:pPr>
-            <w:r>
-              <w:t xml:space="preserve">4,500,000 or shirts and stickers in kind</w:t>
-            </w:r>
-          </w:p>
-        </w:tc>
-        <w:tc>
-          <w:tcPr/>
-          <w:p>
-            <w:pPr>
-              <w:pStyle w:val="Compact"/>
-            </w:pPr>
-          </w:p>
-        </w:tc>
-      </w:tr>
-      <w:tr>
-        <w:tc>
-          <w:tcPr/>
-          <w:p>
-            <w:pPr>
-              <w:pStyle w:val="Compact"/>
-            </w:pPr>
-            <w:r>
-              <w:t xml:space="preserve">Prize-pool and category sponsors</w:t>
-            </w:r>
-          </w:p>
-        </w:tc>
-        <w:tc>
-          <w:tcPr/>
-          <w:p>
-            <w:pPr>
-              <w:pStyle w:val="Compact"/>
-            </w:pPr>
-            <w:r>
-              <w:t xml:space="preserve">2,000,000 to 6,000,000</w:t>
-            </w:r>
-          </w:p>
-        </w:tc>
-        <w:tc>
-          <w:tcPr/>
-          <w:p>
-            <w:pPr>
-              <w:pStyle w:val="Compact"/>
-            </w:pPr>
+              <w:t xml:space="preserve">Platinum sponsors</w:t>
+            </w:r>
+          </w:p>
+        </w:tc>
+        <w:tc>
+          <w:tcPr/>
+          <w:p>
+            <w:pPr>
+              <w:pStyle w:val="Compact"/>
+            </w:pPr>
+            <w:r>
+              <w:t xml:space="preserve">25,000,000 to 30,000,000</w:t>
+            </w:r>
+          </w:p>
+        </w:tc>
+        <w:tc>
+          <w:tcPr/>
+          <w:p>
+            <w:pPr>
+              <w:pStyle w:val="Compact"/>
+            </w:pPr>
+            <w:r>
+              <w:t xml:space="preserve">five or six × 5,000,000 or more; covers the venue and the top-three pool; a venue giving the hall in kind counts as Platinum</w:t>
+            </w:r>
+          </w:p>
+        </w:tc>
+      </w:tr>
+      <w:tr>
+        <w:tc>
+          <w:tcPr/>
+          <w:p>
+            <w:pPr>
+              <w:pStyle w:val="Compact"/>
+            </w:pPr>
+            <w:r>
+              <w:t xml:space="preserve">Gold track sponsors</w:t>
+            </w:r>
+          </w:p>
+        </w:tc>
+        <w:tc>
+          <w:tcPr/>
+          <w:p>
+            <w:pPr>
+              <w:pStyle w:val="Compact"/>
+            </w:pPr>
+            <w:r>
+              <w:t xml:space="preserve">10,000,000</w:t>
+            </w:r>
+          </w:p>
+        </w:tc>
+        <w:tc>
+          <w:tcPr/>
+          <w:p>
+            <w:pPr>
+              <w:pStyle w:val="Compact"/>
+            </w:pPr>
+            <w:r>
+              <w:t xml:space="preserve">five × 2,000,000; each pays its own track's prize</w:t>
+            </w:r>
+          </w:p>
+        </w:tc>
+      </w:tr>
+      <w:tr>
+        <w:tc>
+          <w:tcPr/>
+          <w:p>
+            <w:pPr>
+              <w:pStyle w:val="Compact"/>
+            </w:pPr>
+            <w:r>
+              <w:t xml:space="preserve">Silver sponsors</w:t>
+            </w:r>
+          </w:p>
+        </w:tc>
+        <w:tc>
+          <w:tcPr/>
+          <w:p>
+            <w:pPr>
+              <w:pStyle w:val="Compact"/>
+            </w:pPr>
+            <w:r>
+              <w:t xml:space="preserve">food in kind plus 1,000,000 to 2,000,000 each</w:t>
+            </w:r>
+          </w:p>
+        </w:tc>
+        <w:tc>
+          <w:tcPr/>
+          <w:p>
+            <w:pPr>
+              <w:pStyle w:val="Compact"/>
+            </w:pPr>
+            <w:r>
+              <w:t xml:space="preserve">catering, shirts, printing, devices, media</w:t>
+            </w:r>
+          </w:p>
+        </w:tc>
+      </w:tr>
+      <w:tr>
+        <w:tc>
+          <w:tcPr/>
+          <w:p>
+            <w:pPr>
+              <w:pStyle w:val="Compact"/>
+            </w:pPr>
+            <w:r>
+              <w:t xml:space="preserve">Participation fees</w:t>
+            </w:r>
+          </w:p>
+        </w:tc>
+        <w:tc>
+          <w:tcPr/>
+          <w:p>
+            <w:pPr>
+              <w:pStyle w:val="Compact"/>
+            </w:pPr>
+            <w:r>
+              <w:t xml:space="preserve">about 9,900,000</w:t>
+            </w:r>
+          </w:p>
+        </w:tc>
+        <w:tc>
+          <w:tcPr/>
+          <w:p>
+            <w:pPr>
+              <w:pStyle w:val="Compact"/>
+            </w:pPr>
+            <w:r>
+              <w:t xml:space="preserve">45,000 × about 220</w:t>
+            </w:r>
           </w:p>
         </w:tc>
       </w:tr>
@@ -3892,7 +3831,7 @@
         <w:pStyle w:val="BodyText"/>
       </w:pPr>
       <w:r>
-        <w:t xml:space="preserve">Cash timing matters more than the total: the venue wants a deposit before sponsor money arrives. Ask the title sponsor to pay the venue directly, or have the NGO bridge the deposit against signed contracts.</w:t>
+        <w:t xml:space="preserve">Cash timing matters more than the total: the venue wants a deposit before sponsor money arrives. Ask a Platinum sponsor to pay the venue directly, or have the NGO bridge the deposit against signed contracts.</w:t>
       </w:r>
     </w:p>
     <w:p>
@@ -4244,7 +4183,7 @@
               <w:pStyle w:val="Compact"/>
             </w:pPr>
             <w:r>
-              <w:t xml:space="preserve">title sponsor pays the venue directly, or the NGO bridges the deposit against signed contracts</w:t>
+              <w:t xml:space="preserve">a Platinum sponsor pays the venue directly, or the NGO bridges the deposit against signed contracts</w:t>
             </w:r>
           </w:p>
         </w:tc>

--- a/docs/03-master-plan-31-days.docx
+++ b/docs/03-master-plan-31-days.docx
@@ -54,7 +54,7 @@
           <w:b/>
           <w:bCs/>
         </w:rPr>
-        <w:t xml:space="preserve">On Sunday November 8 at 17:00:</w:t>
+        <w:t xml:space="preserve">On Sunday November 8 at 19:00:</w:t>
       </w:r>
     </w:p>
     <w:p>
@@ -286,7 +286,7 @@
               <w:pStyle w:val="Compact"/>
             </w:pPr>
             <w:r>
-              <w:t xml:space="preserve">24-hour hack, Sat 13:00 → Sun 13:00, overnight at the venue; Plan B daytime split if overnight refused</w:t>
+              <w:t xml:space="preserve">24-hour hack, Sat 15:00 → Sun 15:00, overnight at the venue; Plan B daytime split if overnight refused</w:t>
             </w:r>
           </w:p>
         </w:tc>
@@ -2761,7 +2761,7 @@
               <w:pStyle w:val="Compact"/>
             </w:pPr>
             <w:r>
-              <w:t xml:space="preserve">Submissions 13:00, judging, finals, awards 16:20, close 17:00, venue back 18:30.</w:t>
+              <w:t xml:space="preserve">Submissions 15:00, judging, finals, awards 18:20, close 19:00, venue back 20:30.</w:t>
             </w:r>
           </w:p>
         </w:tc>
@@ -4305,7 +4305,7 @@
         <w:t xml:space="preserve"> </w:t>
       </w:r>
       <w:r>
-        <w:t xml:space="preserve">Participation, overnight choice (stay, or leave at 21:00 and return by 10:00), pickup Sunday 17:00, emergency contact and medical notes, rules acknowledged, photo release, project publication consent, data deletion within a month. Translated to Mongolian; adult lead holds the forms during the event.</w:t>
+        <w:t xml:space="preserve">Participation, overnight choice (stay, or leave at 21:00 and return by 10:00), pickup Sunday 19:00, emergency contact and medical notes, rules acknowledged, photo release, project publication consent, data deletion within a month. Translated to Mongolian; adult lead holds the forms during the event.</w:t>
       </w:r>
     </w:p>
     <w:p>
@@ -4370,7 +4370,7 @@
         <w:t xml:space="preserve"> </w:t>
       </w:r>
       <w:r>
-        <w:t xml:space="preserve">setup 10:00, doors 11:00, opening 12:00, team formation and track board 12:30, hacking 13:00, lunch at tables, workshop 14:30, mentor hour 16:00, workshop 17:30, dinner 19:00, mini-event 20:30, minor sign-out 21:00, night briefing 22:00, midnight snack 23:30.</w:t>
+        <w:t xml:space="preserve">setup 12:00, doors 13:00, opening 14:00, team formation and track board 14:30, hacking 15:00, lunch at tables, workshop 16:30, mentor hour 18:00, dinner 19:00, workshop 19:45, mini-event 20:30, minor sign-out 21:00, night briefing 22:00, midnight snack 23:30.</w:t>
       </w:r>
     </w:p>
     <w:p>
@@ -4414,7 +4414,7 @@
         <w:t xml:space="preserve"> </w:t>
       </w:r>
       <w:r>
-        <w:t xml:space="preserve">returnees by 10:00, judges 11:00, lunch 12:15, submissions 13:00, track judging 13:30 to 15:00, finals 15:15, awards 16:20, close 17:00, venue back 18:30.</w:t>
+        <w:t xml:space="preserve">returnees by 10:00, lunch 12:15, judges 13:00, submissions 15:00, track judging 15:30 to 17:00, finals 17:15, awards 18:20, close 19:00, venue back 20:30.</w:t>
       </w:r>
     </w:p>
     <w:p>
@@ -4470,7 +4470,7 @@
         <w:t xml:space="preserve"> </w:t>
       </w:r>
       <w:r>
-        <w:t xml:space="preserve">name on list, consent on file or handed over, overnight tag, dietary tag, wristband, point to chat and schedule, late list until 13:30, headcount to logistics at 12:30.</w:t>
+        <w:t xml:space="preserve">name on list, consent on file or handed over, overnight tag, dietary tag, wristband, point to chat and schedule, late list until 15:30, headcount to logistics at 14:30.</w:t>
       </w:r>
     </w:p>
     <w:p>
@@ -4492,7 +4492,7 @@
         <w:t xml:space="preserve"> </w:t>
       </w:r>
       <w:r>
-        <w:t xml:space="preserve">lunch boxes at tables 13:00, dinner 18:45, midnight snack 23:15, breakfast 06:45, Sunday lunch 12:15; dietary meals labeled; volunteers serve.</w:t>
+        <w:t xml:space="preserve">lunch boxes at tables 15:00, dinner 18:45, midnight snack 23:15, breakfast 06:45, Sunday lunch 12:15; dietary meals labeled; volunteers serve.</w:t>
       </w:r>
     </w:p>
     <w:p>

--- a/docs/03-master-plan-31-days.docx
+++ b/docs/03-master-plan-31-days.docx
@@ -2,13 +2,13 @@
 <file path=word/document.xml><?xml version="1.0" encoding="utf-8"?>
 <w:document xmlns:w="http://schemas.openxmlformats.org/wordprocessingml/2006/main" xmlns:m="http://schemas.openxmlformats.org/officeDocument/2006/math" xmlns:r="http://schemas.openxmlformats.org/officeDocument/2006/relationships" xmlns:o="urn:schemas-microsoft-com:office:office" xmlns:v="urn:schemas-microsoft-com:vml" xmlns:w10="urn:schemas-microsoft-com:office:word" xmlns:a="http://schemas.openxmlformats.org/drawingml/2006/main" xmlns:pic="http://schemas.openxmlformats.org/drawingml/2006/picture" xmlns:wp="http://schemas.openxmlformats.org/drawingml/2006/wordprocessingDrawing">
   <w:body>
-    <w:bookmarkStart w:id="25" w:name="X97aa470dd6afb3de750de74c72cf7aafda61c4f"/>
+    <w:bookmarkStart w:id="27" w:name="touch-grass--master-plan--to-november-28"/>
     <w:p>
       <w:pPr>
         <w:pStyle w:val="Heading1"/>
       </w:pPr>
       <w:r>
-        <w:t xml:space="preserve">Touch Grass — Master Plan · 31 days to November 7</w:t>
+        <w:t xml:space="preserve">Touch Grass — Master Plan · to November 28</w:t>
       </w:r>
     </w:p>
     <w:bookmarkStart w:id="9" w:name="X507bbfba146e3f01e1b76df324c5c54b3d97703"/>
@@ -25,7 +25,7 @@
         <w:pStyle w:val="FirstParagraph"/>
       </w:pPr>
       <w:r>
-        <w:t xml:space="preserve">Prepared Wednesday October 7, 2026. Event Saturday November 7 to Sunday November 8.</w:t>
+        <w:t xml:space="preserve">Prepared Wednesday October 7, 2026. Event Saturday November 28 to Sunday November 29.</w:t>
       </w:r>
     </w:p>
     <w:p>
@@ -54,7 +54,7 @@
           <w:b/>
           <w:bCs/>
         </w:rPr>
-        <w:t xml:space="preserve">On Sunday November 8 at 19:00:</w:t>
+        <w:t xml:space="preserve">On Sunday November 29 at 17:00:</w:t>
       </w:r>
     </w:p>
     <w:p>
@@ -126,7 +126,7 @@
           <w:b/>
           <w:bCs/>
         </w:rPr>
-        <w:t xml:space="preserve">By Friday November 13:</w:t>
+        <w:t xml:space="preserve">By Friday December 4:</w:t>
       </w:r>
       <w:r>
         <w:t xml:space="preserve"> </w:t>
@@ -262,7 +262,7 @@
               <w:pStyle w:val="Compact"/>
             </w:pPr>
             <w:r>
-              <w:t xml:space="preserve">Sat Nov 7 – Sun Nov 8, 2026</w:t>
+              <w:t xml:space="preserve">Sat Nov 28 – Sun Nov 29, 2026</w:t>
             </w:r>
           </w:p>
         </w:tc>
@@ -286,7 +286,7 @@
               <w:pStyle w:val="Compact"/>
             </w:pPr>
             <w:r>
-              <w:t xml:space="preserve">24-hour hack, Sat 15:00 → Sun 15:00, overnight at the venue; Plan B daytime split if overnight refused</w:t>
+              <w:t xml:space="preserve">24-hour hack, Sat 13:00 → Sun 13:00, overnight at the venue; Plan B daytime split if overnight refused</w:t>
             </w:r>
           </w:p>
         </w:tc>
@@ -502,7 +502,7 @@
               <w:pStyle w:val="Compact"/>
             </w:pPr>
             <w:r>
-              <w:t xml:space="preserve">cash pool for the top three, 50 / 30 / 20; public floor 5,000,000 MNT, internal target 15,000,000; final size announced Oct 26; each of five track winners gets 2,000,000 MNT from the track sponsorship</w:t>
+              <w:t xml:space="preserve">cash pool for the top three, 50 / 30 / 20; public floor 5,000,000 MNT, internal target 15,000,000; final size announced Nov 16; each of five track winners gets 2,000,000 MNT from the track sponsorship</w:t>
             </w:r>
           </w:p>
         </w:tc>
@@ -682,7 +682,7 @@
               <w:pStyle w:val="Compact"/>
             </w:pPr>
             <w:r>
-              <w:t xml:space="preserve">Oct 14 gate</w:t>
+              <w:t xml:space="preserve">Nov 4 gate</w:t>
             </w:r>
           </w:p>
         </w:tc>
@@ -765,7 +765,7 @@
               <w:pStyle w:val="Compact"/>
             </w:pPr>
             <w:r>
-              <w:t xml:space="preserve">Final prize pool size above the 5M floor, set by what sponsors commit; announced Oct 26</w:t>
+              <w:t xml:space="preserve">Final prize pool size above the 5M floor, set by what sponsors commit; announced Nov 16</w:t>
             </w:r>
           </w:p>
         </w:tc>
@@ -787,7 +787,7 @@
               <w:pStyle w:val="Compact"/>
             </w:pPr>
             <w:r>
-              <w:t xml:space="preserve">Oct 25</w:t>
+              <w:t xml:space="preserve">Nov 15</w:t>
             </w:r>
           </w:p>
         </w:tc>
@@ -822,7 +822,7 @@
               <w:pStyle w:val="Compact"/>
             </w:pPr>
             <w:r>
-              <w:t xml:space="preserve">Oct 27 gate</w:t>
+              <w:t xml:space="preserve">Nov 17 gate</w:t>
             </w:r>
           </w:p>
         </w:tc>
@@ -1187,7 +1187,7 @@
         <w:t xml:space="preserve"> </w:t>
       </w:r>
       <w:r>
-        <w:t xml:space="preserve">One 30-minute all-hands on Sunday evening (Oct 11, 18, 25, Nov 1) with the gate status; team leads post a three-line update in the organizer chat every Wednesday. Decisions not made in those two places are made by the main organizers the same day.</w:t>
+        <w:t xml:space="preserve">One 30-minute all-hands on Sunday evening (Oct 11, 18, 25, Nov 1, 8, 15, 22) with the gate status; team leads post a three-line update in the organizer chat every Wednesday. Decisions not made in those two places are made by the main organizers the same day.</w:t>
       </w:r>
     </w:p>
     <w:p>
@@ -1216,13 +1216,13 @@
       </w:r>
     </w:p>
     <w:bookmarkEnd w:id="12"/>
-    <w:bookmarkStart w:id="19" w:name="Xf455c47570001b9b016968cde150f917920280f"/>
+    <w:bookmarkStart w:id="21" w:name="X5ffd17e8f5717d8539d98dba4e8bf4341744f97"/>
     <w:p>
       <w:pPr>
         <w:pStyle w:val="Heading2"/>
       </w:pPr>
       <w:r>
-        <w:t xml:space="preserve">4. Timeline, Oct 7 → Nov 10</w:t>
+        <w:t xml:space="preserve">4. Timeline, Oct 7 → Dec 1</w:t>
       </w:r>
     </w:p>
     <w:p>
@@ -1863,13 +1863,13 @@
       </w:tr>
     </w:tbl>
     <w:bookmarkEnd w:id="14"/>
-    <w:bookmarkStart w:id="15" w:name="week-3--oct-2127--money-gate-program"/>
+    <w:bookmarkStart w:id="15" w:name="week-3--oct-2124--program"/>
     <w:p>
       <w:pPr>
         <w:pStyle w:val="Heading3"/>
       </w:pPr>
       <w:r>
-        <w:t xml:space="preserve">Week 3 · Oct 21–27 · money gate, program</w:t>
+        <w:t xml:space="preserve">Week 3 · Oct 21–24 · program</w:t>
       </w:r>
     </w:p>
     <w:tbl>
@@ -2061,140 +2061,15 @@
           </w:p>
         </w:tc>
       </w:tr>
-      <w:tr>
-        <w:tc>
-          <w:tcPr/>
-          <w:p>
-            <w:pPr>
-              <w:pStyle w:val="Compact"/>
-            </w:pPr>
-            <w:r>
-              <w:t xml:space="preserve">Sun Oct 25</w:t>
-            </w:r>
-          </w:p>
-        </w:tc>
-        <w:tc>
-          <w:tcPr/>
-          <w:p>
-            <w:pPr>
-              <w:pStyle w:val="Compact"/>
-            </w:pPr>
-            <w:r>
-              <w:rPr>
-                <w:b/>
-                <w:bCs/>
-              </w:rPr>
-              <w:t xml:space="preserve">Money gate.</w:t>
-            </w:r>
-            <w:r>
-              <w:t xml:space="preserve"> </w:t>
-            </w:r>
-            <w:r>
-              <w:t xml:space="preserve">Sponsor commitments close. Budget final. Prize plan final. Contracts out from the NGO.</w:t>
-            </w:r>
-          </w:p>
-        </w:tc>
-        <w:tc>
-          <w:tcPr/>
-          <w:p>
-            <w:pPr>
-              <w:pStyle w:val="Compact"/>
-            </w:pPr>
-            <w:r>
-              <w:t xml:space="preserve">F, M</w:t>
-            </w:r>
-          </w:p>
-        </w:tc>
-      </w:tr>
-      <w:tr>
-        <w:tc>
-          <w:tcPr/>
-          <w:p>
-            <w:pPr>
-              <w:pStyle w:val="Compact"/>
-            </w:pPr>
-            <w:r>
-              <w:t xml:space="preserve">Sun Oct 25</w:t>
-            </w:r>
-          </w:p>
-        </w:tc>
-        <w:tc>
-          <w:tcPr/>
-          <w:p>
-            <w:pPr>
-              <w:pStyle w:val="Compact"/>
-            </w:pPr>
-            <w:r>
-              <w:t xml:space="preserve">All-hands 3, same evening as the money gate.</w:t>
-            </w:r>
-          </w:p>
-        </w:tc>
-        <w:tc>
-          <w:tcPr/>
-          <w:p>
-            <w:pPr>
-              <w:pStyle w:val="Compact"/>
-            </w:pPr>
-            <w:r>
-              <w:t xml:space="preserve">M</w:t>
-            </w:r>
-          </w:p>
-        </w:tc>
-      </w:tr>
-      <w:tr>
-        <w:tc>
-          <w:tcPr/>
-          <w:p>
-            <w:pPr>
-              <w:pStyle w:val="Compact"/>
-            </w:pPr>
-            <w:r>
-              <w:t xml:space="preserve">Tue Oct 27</w:t>
-            </w:r>
-          </w:p>
-        </w:tc>
-        <w:tc>
-          <w:tcPr/>
-          <w:p>
-            <w:pPr>
-              <w:pStyle w:val="Compact"/>
-            </w:pPr>
-            <w:r>
-              <w:rPr>
-                <w:b/>
-                <w:bCs/>
-              </w:rPr>
-              <w:t xml:space="preserve">Night-shift gate.</w:t>
-            </w:r>
-            <w:r>
-              <w:t xml:space="preserve"> </w:t>
-            </w:r>
-            <w:r>
-              <w:t xml:space="preserve">Adult lead plus five night adults confirmed, or switch to Plan B. Security and first aider booked.</w:t>
-            </w:r>
-          </w:p>
-        </w:tc>
-        <w:tc>
-          <w:tcPr/>
-          <w:p>
-            <w:pPr>
-              <w:pStyle w:val="Compact"/>
-            </w:pPr>
-            <w:r>
-              <w:t xml:space="preserve">O, A, L</w:t>
-            </w:r>
-          </w:p>
-        </w:tc>
-      </w:tr>
     </w:tbl>
     <w:bookmarkEnd w:id="15"/>
-    <w:bookmarkStart w:id="16" w:name="week-4--oct-28nov-3--lock-everything"/>
+    <w:bookmarkStart w:id="16" w:name="X69b7826b95126d6a5877ec273098ce812333503"/>
     <w:p>
       <w:pPr>
         <w:pStyle w:val="Heading3"/>
       </w:pPr>
       <w:r>
-        <w:t xml:space="preserve">Week 4 · Oct 28–Nov 3 · lock everything</w:t>
+        <w:t xml:space="preserve">Weeks 4–6 · Oct 25–Nov 14 · more sponsors, venue (added when the event moved to Nov 28–29)</w:t>
       </w:r>
     </w:p>
     <w:tbl>
@@ -2254,7 +2129,42 @@
               <w:pStyle w:val="Compact"/>
             </w:pPr>
             <w:r>
-              <w:t xml:space="preserve">Wed Oct 28</w:t>
+              <w:t xml:space="preserve">Oct 25 to Nov 14</w:t>
+            </w:r>
+          </w:p>
+        </w:tc>
+        <w:tc>
+          <w:tcPr/>
+          <w:p>
+            <w:pPr>
+              <w:pStyle w:val="Compact"/>
+            </w:pPr>
+            <w:r>
+              <w:t xml:space="preserve">Sponsor calls and meetings continue; in-kind asks for the venue and food first. All-hands every Sunday: Oct 25, Nov 1, Nov 8.</w:t>
+            </w:r>
+          </w:p>
+        </w:tc>
+        <w:tc>
+          <w:tcPr/>
+          <w:p>
+            <w:pPr>
+              <w:pStyle w:val="Compact"/>
+            </w:pPr>
+            <w:r>
+              <w:t xml:space="preserve">F, co-organizer, M</w:t>
+            </w:r>
+          </w:p>
+        </w:tc>
+      </w:tr>
+      <w:tr>
+        <w:tc>
+          <w:tcPr/>
+          <w:p>
+            <w:pPr>
+              <w:pStyle w:val="Compact"/>
+            </w:pPr>
+            <w:r>
+              <w:t xml:space="preserve">Wed Nov 4</w:t>
             </w:r>
           </w:p>
         </w:tc>
@@ -2269,160 +2179,48 @@
                 <w:b/>
                 <w:bCs/>
               </w:rPr>
-              <w:t xml:space="preserve">Info email 1</w:t>
+              <w:t xml:space="preserve">Venue gate (moved).</w:t>
             </w:r>
             <w:r>
               <w:t xml:space="preserve"> </w:t>
             </w:r>
             <w:r>
-              <w:t xml:space="preserve">to registrants. Track sponsors' optional challenges final.</w:t>
-            </w:r>
-          </w:p>
-        </w:tc>
-        <w:tc>
-          <w:tcPr/>
-          <w:p>
-            <w:pPr>
-              <w:pStyle w:val="Compact"/>
-            </w:pPr>
-            <w:r>
-              <w:t xml:space="preserve">K, O</w:t>
-            </w:r>
-          </w:p>
-        </w:tc>
-      </w:tr>
-      <w:tr>
-        <w:tc>
-          <w:tcPr/>
-          <w:p>
-            <w:pPr>
-              <w:pStyle w:val="Compact"/>
-            </w:pPr>
-            <w:r>
-              <w:t xml:space="preserve">Thu Oct 29</w:t>
-            </w:r>
-          </w:p>
-        </w:tc>
-        <w:tc>
-          <w:tcPr/>
-          <w:p>
-            <w:pPr>
-              <w:pStyle w:val="Compact"/>
-            </w:pPr>
-            <w:r>
-              <w:t xml:space="preserve">Buy supplies: 60 power strips, 20 extension cords, tape, name tags, first aid, flashlights, sign-out log. Order printing.</w:t>
-            </w:r>
-          </w:p>
-        </w:tc>
-        <w:tc>
-          <w:tcPr/>
-          <w:p>
-            <w:pPr>
-              <w:pStyle w:val="Compact"/>
-            </w:pPr>
-            <w:r>
-              <w:t xml:space="preserve">L</w:t>
-            </w:r>
-          </w:p>
-        </w:tc>
-      </w:tr>
-      <w:tr>
-        <w:tc>
-          <w:tcPr/>
-          <w:p>
-            <w:pPr>
-              <w:pStyle w:val="Compact"/>
-            </w:pPr>
-            <w:r>
-              <w:t xml:space="preserve">Fri Oct 30</w:t>
-            </w:r>
-          </w:p>
-        </w:tc>
-        <w:tc>
-          <w:tcPr/>
-          <w:p>
-            <w:pPr>
-              <w:pStyle w:val="Compact"/>
-            </w:pPr>
-            <w:r>
-              <w:rPr>
-                <w:b/>
-                <w:bCs/>
-              </w:rPr>
-              <w:t xml:space="preserve">Judges and mentors confirmed</w:t>
-            </w:r>
-            <w:r>
-              <w:t xml:space="preserve">: 18 and 20. Briefing invitation for Nov 6 sent.</w:t>
-            </w:r>
-          </w:p>
-        </w:tc>
-        <w:tc>
-          <w:tcPr/>
-          <w:p>
-            <w:pPr>
-              <w:pStyle w:val="Compact"/>
-            </w:pPr>
-            <w:r>
-              <w:t xml:space="preserve">O</w:t>
-            </w:r>
-          </w:p>
-        </w:tc>
-      </w:tr>
-      <w:tr>
-        <w:tc>
-          <w:tcPr/>
-          <w:p>
-            <w:pPr>
-              <w:pStyle w:val="Compact"/>
-            </w:pPr>
-            <w:r>
-              <w:t xml:space="preserve">Sat Oct 31</w:t>
-            </w:r>
-          </w:p>
-        </w:tc>
-        <w:tc>
-          <w:tcPr/>
-          <w:p>
-            <w:pPr>
-              <w:pStyle w:val="Compact"/>
-            </w:pPr>
-            <w:r>
-              <w:t xml:space="preserve">Sponsor logos collected; signage and website updated; sponsor deliverables checklist started.</w:t>
-            </w:r>
-          </w:p>
-        </w:tc>
-        <w:tc>
-          <w:tcPr/>
-          <w:p>
-            <w:pPr>
-              <w:pStyle w:val="Compact"/>
-            </w:pPr>
-            <w:r>
-              <w:t xml:space="preserve">K, F</w:t>
-            </w:r>
-          </w:p>
-        </w:tc>
-      </w:tr>
-      <w:tr>
-        <w:tc>
-          <w:tcPr/>
-          <w:p>
-            <w:pPr>
-              <w:pStyle w:val="Compact"/>
-            </w:pPr>
-            <w:r>
-              <w:t xml:space="preserve">Sun Nov 1</w:t>
-            </w:r>
-          </w:p>
-        </w:tc>
-        <w:tc>
-          <w:tcPr/>
-          <w:p>
-            <w:pPr>
-              <w:pStyle w:val="Compact"/>
-            </w:pPr>
-            <w:r>
-              <w:t xml:space="preserve">Reconfirmation message to all registrants: reply to keep your seat. All-hands 4.</w:t>
+              <w:t xml:space="preserve">Written confirmation with overnight access and two sleeping rooms, or switch to the next candidate; daytime-only yes means Plan B.</w:t>
+            </w:r>
+          </w:p>
+        </w:tc>
+        <w:tc>
+          <w:tcPr/>
+          <w:p>
+            <w:pPr>
+              <w:pStyle w:val="Compact"/>
+            </w:pPr>
+            <w:r>
+              <w:t xml:space="preserve">M, L</w:t>
+            </w:r>
+          </w:p>
+        </w:tc>
+      </w:tr>
+      <w:tr>
+        <w:tc>
+          <w:tcPr/>
+          <w:p>
+            <w:pPr>
+              <w:pStyle w:val="Compact"/>
+            </w:pPr>
+            <w:r>
+              <w:t xml:space="preserve">Sat Nov 14</w:t>
+            </w:r>
+          </w:p>
+        </w:tc>
+        <w:tc>
+          <w:tcPr/>
+          <w:p>
+            <w:pPr>
+              <w:pStyle w:val="Compact"/>
+            </w:pPr>
+            <w:r>
+              <w:t xml:space="preserve">GDG Ulaanbaatar's DevFest UB: Touch Grass volunteers help; ask for a short slot or a table to recruit participants and mentors.</w:t>
             </w:r>
           </w:p>
         </w:tc>
@@ -2434,109 +2232,19 @@
             </w:pPr>
             <w:r>
               <w:t xml:space="preserve">K, M</w:t>
-            </w:r>
-          </w:p>
-        </w:tc>
-      </w:tr>
-      <w:tr>
-        <w:tc>
-          <w:tcPr/>
-          <w:p>
-            <w:pPr>
-              <w:pStyle w:val="Compact"/>
-            </w:pPr>
-            <w:r>
-              <w:t xml:space="preserve">Mon Nov 2</w:t>
-            </w:r>
-          </w:p>
-        </w:tc>
-        <w:tc>
-          <w:tcPr/>
-          <w:p>
-            <w:pPr>
-              <w:pStyle w:val="Compact"/>
-            </w:pPr>
-            <w:r>
-              <w:rPr>
-                <w:b/>
-                <w:bCs/>
-              </w:rPr>
-              <w:t xml:space="preserve">Food ordered</w:t>
-            </w:r>
-            <w:r>
-              <w:t xml:space="preserve"> </w:t>
-            </w:r>
-            <w:r>
-              <w:t xml:space="preserve">for reconfirmed count plus 10 percent, with dietary needs and overnight count. All-hands 4.</w:t>
-            </w:r>
-          </w:p>
-        </w:tc>
-        <w:tc>
-          <w:tcPr/>
-          <w:p>
-            <w:pPr>
-              <w:pStyle w:val="Compact"/>
-            </w:pPr>
-            <w:r>
-              <w:t xml:space="preserve">L, M</w:t>
-            </w:r>
-          </w:p>
-        </w:tc>
-      </w:tr>
-      <w:tr>
-        <w:tc>
-          <w:tcPr/>
-          <w:p>
-            <w:pPr>
-              <w:pStyle w:val="Compact"/>
-            </w:pPr>
-            <w:r>
-              <w:t xml:space="preserve">Tue Nov 3</w:t>
-            </w:r>
-          </w:p>
-        </w:tc>
-        <w:tc>
-          <w:tcPr/>
-          <w:p>
-            <w:pPr>
-              <w:pStyle w:val="Compact"/>
-            </w:pPr>
-            <w:r>
-              <w:rPr>
-                <w:b/>
-                <w:bCs/>
-              </w:rPr>
-              <w:t xml:space="preserve">Registration closes. Headcount gate.</w:t>
-            </w:r>
-            <w:r>
-              <w:t xml:space="preserve"> </w:t>
-            </w:r>
-            <w:r>
-              <w:t xml:space="preserve">Fill from waitlist; final count to venue, caterer and security.</w:t>
-            </w:r>
-          </w:p>
-        </w:tc>
-        <w:tc>
-          <w:tcPr/>
-          <w:p>
-            <w:pPr>
-              <w:pStyle w:val="Compact"/>
-            </w:pPr>
-            <w:r>
-              <w:t xml:space="preserve">K, L</w:t>
             </w:r>
           </w:p>
         </w:tc>
       </w:tr>
     </w:tbl>
     <w:bookmarkEnd w:id="16"/>
-    <w:bookmarkStart w:id="17" w:name="week-5--nov-48--event"/>
+    <w:bookmarkStart w:id="17" w:name="week-7--nov-1517--money-gate"/>
     <w:p>
       <w:pPr>
         <w:pStyle w:val="Heading3"/>
       </w:pPr>
       <w:r>
-        <w:t xml:space="preserve">Week 5 · Nov 4–8 · event</w:t>
+        <w:t xml:space="preserve">Week 7 · Nov 15–17 · money gate</w:t>
       </w:r>
     </w:p>
     <w:tbl>
@@ -2596,7 +2304,7 @@
               <w:pStyle w:val="Compact"/>
             </w:pPr>
             <w:r>
-              <w:t xml:space="preserve">Wed Nov 4</w:t>
+              <w:t xml:space="preserve">Sun Nov 15</w:t>
             </w:r>
           </w:p>
         </w:tc>
@@ -2611,69 +2319,72 @@
                 <w:b/>
                 <w:bCs/>
               </w:rPr>
-              <w:t xml:space="preserve">Info email 2</w:t>
-            </w:r>
-            <w:r>
-              <w:t xml:space="preserve">: schedule, rules, consent reminder, what to bring for the overnight. Consent upload deadline.</w:t>
-            </w:r>
-          </w:p>
-        </w:tc>
-        <w:tc>
-          <w:tcPr/>
-          <w:p>
-            <w:pPr>
-              <w:pStyle w:val="Compact"/>
-            </w:pPr>
-            <w:r>
-              <w:t xml:space="preserve">K, O</w:t>
-            </w:r>
-          </w:p>
-        </w:tc>
-      </w:tr>
-      <w:tr>
-        <w:tc>
-          <w:tcPr/>
-          <w:p>
-            <w:pPr>
-              <w:pStyle w:val="Compact"/>
-            </w:pPr>
-            <w:r>
-              <w:t xml:space="preserve">Thu Nov 5</w:t>
-            </w:r>
-          </w:p>
-        </w:tc>
-        <w:tc>
-          <w:tcPr/>
-          <w:p>
-            <w:pPr>
-              <w:pStyle w:val="Compact"/>
-            </w:pPr>
-            <w:r>
-              <w:t xml:space="preserve">Print check-in lists, judge sheets, table numbers, track board. Pack supplies. MC script final.</w:t>
-            </w:r>
-          </w:p>
-        </w:tc>
-        <w:tc>
-          <w:tcPr/>
-          <w:p>
-            <w:pPr>
-              <w:pStyle w:val="Compact"/>
-            </w:pPr>
-            <w:r>
-              <w:t xml:space="preserve">O, L, M</w:t>
-            </w:r>
-          </w:p>
-        </w:tc>
-      </w:tr>
-      <w:tr>
-        <w:tc>
-          <w:tcPr/>
-          <w:p>
-            <w:pPr>
-              <w:pStyle w:val="Compact"/>
-            </w:pPr>
-            <w:r>
-              <w:t xml:space="preserve">Fri Nov 6</w:t>
+              <w:t xml:space="preserve">Money gate.</w:t>
+            </w:r>
+            <w:r>
+              <w:t xml:space="preserve"> </w:t>
+            </w:r>
+            <w:r>
+              <w:t xml:space="preserve">Sponsor commitments close. Budget final. Prize plan final. Contracts out from the NGO.</w:t>
+            </w:r>
+          </w:p>
+        </w:tc>
+        <w:tc>
+          <w:tcPr/>
+          <w:p>
+            <w:pPr>
+              <w:pStyle w:val="Compact"/>
+            </w:pPr>
+            <w:r>
+              <w:t xml:space="preserve">F, M</w:t>
+            </w:r>
+          </w:p>
+        </w:tc>
+      </w:tr>
+      <w:tr>
+        <w:tc>
+          <w:tcPr/>
+          <w:p>
+            <w:pPr>
+              <w:pStyle w:val="Compact"/>
+            </w:pPr>
+            <w:r>
+              <w:t xml:space="preserve">Sun Nov 15</w:t>
+            </w:r>
+          </w:p>
+        </w:tc>
+        <w:tc>
+          <w:tcPr/>
+          <w:p>
+            <w:pPr>
+              <w:pStyle w:val="Compact"/>
+            </w:pPr>
+            <w:r>
+              <w:t xml:space="preserve">All-hands 3, same evening as the money gate.</w:t>
+            </w:r>
+          </w:p>
+        </w:tc>
+        <w:tc>
+          <w:tcPr/>
+          <w:p>
+            <w:pPr>
+              <w:pStyle w:val="Compact"/>
+            </w:pPr>
+            <w:r>
+              <w:t xml:space="preserve">M</w:t>
+            </w:r>
+          </w:p>
+        </w:tc>
+      </w:tr>
+      <w:tr>
+        <w:tc>
+          <w:tcPr/>
+          <w:p>
+            <w:pPr>
+              <w:pStyle w:val="Compact"/>
+            </w:pPr>
+            <w:r>
+              <w:t xml:space="preserve">Tue Nov 17</w:t>
             </w:r>
           </w:p>
         </w:tc>
@@ -2688,104 +2399,37 @@
                 <w:b/>
                 <w:bCs/>
               </w:rPr>
-              <w:t xml:space="preserve">Briefings</w:t>
-            </w:r>
-            <w:r>
-              <w:t xml:space="preserve">: volunteers, judges, mentors, night shift, sponsor speakers. Venue setup in the evening.</w:t>
-            </w:r>
-          </w:p>
-        </w:tc>
-        <w:tc>
-          <w:tcPr/>
-          <w:p>
-            <w:pPr>
-              <w:pStyle w:val="Compact"/>
-            </w:pPr>
-            <w:r>
-              <w:t xml:space="preserve">M, O, L</w:t>
-            </w:r>
-          </w:p>
-        </w:tc>
-      </w:tr>
-      <w:tr>
-        <w:tc>
-          <w:tcPr/>
-          <w:p>
-            <w:pPr>
-              <w:pStyle w:val="Compact"/>
-            </w:pPr>
-            <w:r>
-              <w:t xml:space="preserve">Sat Nov 7</w:t>
-            </w:r>
-          </w:p>
-        </w:tc>
-        <w:tc>
-          <w:tcPr/>
-          <w:p>
-            <w:pPr>
-              <w:pStyle w:val="Compact"/>
-            </w:pPr>
-            <w:r>
-              <w:t xml:space="preserve">Event day 1.</w:t>
-            </w:r>
-          </w:p>
-        </w:tc>
-        <w:tc>
-          <w:tcPr/>
-          <w:p>
-            <w:pPr>
-              <w:pStyle w:val="Compact"/>
-            </w:pPr>
-            <w:r>
-              <w:t xml:space="preserve">all</w:t>
-            </w:r>
-          </w:p>
-        </w:tc>
-      </w:tr>
-      <w:tr>
-        <w:tc>
-          <w:tcPr/>
-          <w:p>
-            <w:pPr>
-              <w:pStyle w:val="Compact"/>
-            </w:pPr>
-            <w:r>
-              <w:t xml:space="preserve">Sun Nov 8</w:t>
-            </w:r>
-          </w:p>
-        </w:tc>
-        <w:tc>
-          <w:tcPr/>
-          <w:p>
-            <w:pPr>
-              <w:pStyle w:val="Compact"/>
-            </w:pPr>
-            <w:r>
-              <w:t xml:space="preserve">Submissions 15:00, judging, finals, awards 18:20, close 19:00, venue back 20:30.</w:t>
-            </w:r>
-          </w:p>
-        </w:tc>
-        <w:tc>
-          <w:tcPr/>
-          <w:p>
-            <w:pPr>
-              <w:pStyle w:val="Compact"/>
-            </w:pPr>
-            <w:r>
-              <w:t xml:space="preserve">all</w:t>
+              <w:t xml:space="preserve">Night-shift gate.</w:t>
+            </w:r>
+            <w:r>
+              <w:t xml:space="preserve"> </w:t>
+            </w:r>
+            <w:r>
+              <w:t xml:space="preserve">Adult lead plus five night adults confirmed, or switch to Plan B. Security and first aider booked.</w:t>
+            </w:r>
+          </w:p>
+        </w:tc>
+        <w:tc>
+          <w:tcPr/>
+          <w:p>
+            <w:pPr>
+              <w:pStyle w:val="Compact"/>
+            </w:pPr>
+            <w:r>
+              <w:t xml:space="preserve">O, A, L</w:t>
             </w:r>
           </w:p>
         </w:tc>
       </w:tr>
     </w:tbl>
     <w:bookmarkEnd w:id="17"/>
-    <w:bookmarkStart w:id="18" w:name="after"/>
+    <w:bookmarkStart w:id="18" w:name="week-8--nov-1824--lock-everything"/>
     <w:p>
       <w:pPr>
         <w:pStyle w:val="Heading3"/>
       </w:pPr>
       <w:r>
-        <w:t xml:space="preserve">After</w:t>
+        <w:t xml:space="preserve">Week 8 · Nov 18–24 · lock everything</w:t>
       </w:r>
     </w:p>
     <w:tbl>
@@ -2845,53 +2489,140 @@
               <w:pStyle w:val="Compact"/>
             </w:pPr>
             <w:r>
-              <w:t xml:space="preserve">Mon Nov 9</w:t>
-            </w:r>
-          </w:p>
-        </w:tc>
-        <w:tc>
-          <w:tcPr/>
-          <w:p>
-            <w:pPr>
-              <w:pStyle w:val="Compact"/>
-            </w:pPr>
-            <w:r>
-              <w:t xml:space="preserve">Thank-you emails with photos and numbers to sponsors, partners, judges, mentors, venue. Results post.</w:t>
-            </w:r>
-          </w:p>
-        </w:tc>
-        <w:tc>
-          <w:tcPr/>
-          <w:p>
-            <w:pPr>
-              <w:pStyle w:val="Compact"/>
-            </w:pPr>
-            <w:r>
-              <w:t xml:space="preserve">M, K</w:t>
-            </w:r>
-          </w:p>
-        </w:tc>
-      </w:tr>
-      <w:tr>
-        <w:tc>
-          <w:tcPr/>
-          <w:p>
-            <w:pPr>
-              <w:pStyle w:val="Compact"/>
-            </w:pPr>
-            <w:r>
-              <w:t xml:space="preserve">Tue Nov 10</w:t>
-            </w:r>
-          </w:p>
-        </w:tc>
-        <w:tc>
-          <w:tcPr/>
-          <w:p>
-            <w:pPr>
-              <w:pStyle w:val="Compact"/>
-            </w:pPr>
-            <w:r>
-              <w:t xml:space="preserve">Survey out. Metrics sheet filled. Ledger closed by the NGO.</w:t>
+              <w:t xml:space="preserve">Wed Nov 18</w:t>
+            </w:r>
+          </w:p>
+        </w:tc>
+        <w:tc>
+          <w:tcPr/>
+          <w:p>
+            <w:pPr>
+              <w:pStyle w:val="Compact"/>
+            </w:pPr>
+            <w:r>
+              <w:rPr>
+                <w:b/>
+                <w:bCs/>
+              </w:rPr>
+              <w:t xml:space="preserve">Info email 1</w:t>
+            </w:r>
+            <w:r>
+              <w:t xml:space="preserve"> </w:t>
+            </w:r>
+            <w:r>
+              <w:t xml:space="preserve">to registrants. Track sponsors' optional challenges final.</w:t>
+            </w:r>
+          </w:p>
+        </w:tc>
+        <w:tc>
+          <w:tcPr/>
+          <w:p>
+            <w:pPr>
+              <w:pStyle w:val="Compact"/>
+            </w:pPr>
+            <w:r>
+              <w:t xml:space="preserve">K, O</w:t>
+            </w:r>
+          </w:p>
+        </w:tc>
+      </w:tr>
+      <w:tr>
+        <w:tc>
+          <w:tcPr/>
+          <w:p>
+            <w:pPr>
+              <w:pStyle w:val="Compact"/>
+            </w:pPr>
+            <w:r>
+              <w:t xml:space="preserve">Thu Nov 19</w:t>
+            </w:r>
+          </w:p>
+        </w:tc>
+        <w:tc>
+          <w:tcPr/>
+          <w:p>
+            <w:pPr>
+              <w:pStyle w:val="Compact"/>
+            </w:pPr>
+            <w:r>
+              <w:t xml:space="preserve">Buy supplies: 60 power strips, 20 extension cords, tape, name tags, first aid, flashlights, sign-out log. Order printing.</w:t>
+            </w:r>
+          </w:p>
+        </w:tc>
+        <w:tc>
+          <w:tcPr/>
+          <w:p>
+            <w:pPr>
+              <w:pStyle w:val="Compact"/>
+            </w:pPr>
+            <w:r>
+              <w:t xml:space="preserve">L</w:t>
+            </w:r>
+          </w:p>
+        </w:tc>
+      </w:tr>
+      <w:tr>
+        <w:tc>
+          <w:tcPr/>
+          <w:p>
+            <w:pPr>
+              <w:pStyle w:val="Compact"/>
+            </w:pPr>
+            <w:r>
+              <w:t xml:space="preserve">Fri Nov 20</w:t>
+            </w:r>
+          </w:p>
+        </w:tc>
+        <w:tc>
+          <w:tcPr/>
+          <w:p>
+            <w:pPr>
+              <w:pStyle w:val="Compact"/>
+            </w:pPr>
+            <w:r>
+              <w:rPr>
+                <w:b/>
+                <w:bCs/>
+              </w:rPr>
+              <w:t xml:space="preserve">Judges and mentors confirmed</w:t>
+            </w:r>
+            <w:r>
+              <w:t xml:space="preserve">: 18 and 20. Briefing invitation for Nov 27 sent.</w:t>
+            </w:r>
+          </w:p>
+        </w:tc>
+        <w:tc>
+          <w:tcPr/>
+          <w:p>
+            <w:pPr>
+              <w:pStyle w:val="Compact"/>
+            </w:pPr>
+            <w:r>
+              <w:t xml:space="preserve">O</w:t>
+            </w:r>
+          </w:p>
+        </w:tc>
+      </w:tr>
+      <w:tr>
+        <w:tc>
+          <w:tcPr/>
+          <w:p>
+            <w:pPr>
+              <w:pStyle w:val="Compact"/>
+            </w:pPr>
+            <w:r>
+              <w:t xml:space="preserve">Sat Nov 21</w:t>
+            </w:r>
+          </w:p>
+        </w:tc>
+        <w:tc>
+          <w:tcPr/>
+          <w:p>
+            <w:pPr>
+              <w:pStyle w:val="Compact"/>
+            </w:pPr>
+            <w:r>
+              <w:t xml:space="preserve">Sponsor logos collected; signage and website updated; sponsor deliverables checklist started.</w:t>
             </w:r>
           </w:p>
         </w:tc>
@@ -2915,58 +2646,132 @@
               <w:pStyle w:val="Compact"/>
             </w:pPr>
             <w:r>
-              <w:t xml:space="preserve">Fri Nov 13</w:t>
-            </w:r>
-          </w:p>
-        </w:tc>
-        <w:tc>
-          <w:tcPr/>
-          <w:p>
-            <w:pPr>
-              <w:pStyle w:val="Compact"/>
-            </w:pPr>
-            <w:r>
-              <w:t xml:space="preserve">Written report delivered to every sponsor. Team retro.</w:t>
-            </w:r>
-          </w:p>
-        </w:tc>
-        <w:tc>
-          <w:tcPr/>
-          <w:p>
-            <w:pPr>
-              <w:pStyle w:val="Compact"/>
-            </w:pPr>
-            <w:r>
-              <w:t xml:space="preserve">F, M</w:t>
+              <w:t xml:space="preserve">Sun Nov 22</w:t>
+            </w:r>
+          </w:p>
+        </w:tc>
+        <w:tc>
+          <w:tcPr/>
+          <w:p>
+            <w:pPr>
+              <w:pStyle w:val="Compact"/>
+            </w:pPr>
+            <w:r>
+              <w:t xml:space="preserve">Reconfirmation message to all registrants: reply to keep your seat. All-hands 4.</w:t>
+            </w:r>
+          </w:p>
+        </w:tc>
+        <w:tc>
+          <w:tcPr/>
+          <w:p>
+            <w:pPr>
+              <w:pStyle w:val="Compact"/>
+            </w:pPr>
+            <w:r>
+              <w:t xml:space="preserve">K, M</w:t>
+            </w:r>
+          </w:p>
+        </w:tc>
+      </w:tr>
+      <w:tr>
+        <w:tc>
+          <w:tcPr/>
+          <w:p>
+            <w:pPr>
+              <w:pStyle w:val="Compact"/>
+            </w:pPr>
+            <w:r>
+              <w:t xml:space="preserve">Mon Nov 23</w:t>
+            </w:r>
+          </w:p>
+        </w:tc>
+        <w:tc>
+          <w:tcPr/>
+          <w:p>
+            <w:pPr>
+              <w:pStyle w:val="Compact"/>
+            </w:pPr>
+            <w:r>
+              <w:rPr>
+                <w:b/>
+                <w:bCs/>
+              </w:rPr>
+              <w:t xml:space="preserve">Food ordered</w:t>
+            </w:r>
+            <w:r>
+              <w:t xml:space="preserve"> </w:t>
+            </w:r>
+            <w:r>
+              <w:t xml:space="preserve">for reconfirmed count plus 10 percent, with dietary needs and overnight count. All-hands 4.</w:t>
+            </w:r>
+          </w:p>
+        </w:tc>
+        <w:tc>
+          <w:tcPr/>
+          <w:p>
+            <w:pPr>
+              <w:pStyle w:val="Compact"/>
+            </w:pPr>
+            <w:r>
+              <w:t xml:space="preserve">L, M</w:t>
+            </w:r>
+          </w:p>
+        </w:tc>
+      </w:tr>
+      <w:tr>
+        <w:tc>
+          <w:tcPr/>
+          <w:p>
+            <w:pPr>
+              <w:pStyle w:val="Compact"/>
+            </w:pPr>
+            <w:r>
+              <w:t xml:space="preserve">Tue Nov 24</w:t>
+            </w:r>
+          </w:p>
+        </w:tc>
+        <w:tc>
+          <w:tcPr/>
+          <w:p>
+            <w:pPr>
+              <w:pStyle w:val="Compact"/>
+            </w:pPr>
+            <w:r>
+              <w:rPr>
+                <w:b/>
+                <w:bCs/>
+              </w:rPr>
+              <w:t xml:space="preserve">Registration closes. Headcount gate.</w:t>
+            </w:r>
+            <w:r>
+              <w:t xml:space="preserve"> </w:t>
+            </w:r>
+            <w:r>
+              <w:t xml:space="preserve">Fill from waitlist; final count to venue, caterer and security.</w:t>
+            </w:r>
+          </w:p>
+        </w:tc>
+        <w:tc>
+          <w:tcPr/>
+          <w:p>
+            <w:pPr>
+              <w:pStyle w:val="Compact"/>
+            </w:pPr>
+            <w:r>
+              <w:t xml:space="preserve">K, L</w:t>
             </w:r>
           </w:p>
         </w:tc>
       </w:tr>
     </w:tbl>
-    <w:p>
-      <w:r>
-        <w:pict>
-          <v:rect style="width:0;height:1.5pt" o:hralign="center" o:hrstd="t" o:hr="t"/>
-        </w:pict>
-      </w:r>
-    </w:p>
     <w:bookmarkEnd w:id="18"/>
-    <w:bookmarkEnd w:id="19"/>
-    <w:bookmarkStart w:id="20" w:name="X718858953d51f4658a995c5702eb91d44b893b0"/>
-    <w:p>
-      <w:pPr>
-        <w:pStyle w:val="Heading2"/>
-      </w:pPr>
-      <w:r>
-        <w:t xml:space="preserve">5. Budget (MNT)</w:t>
-      </w:r>
-    </w:p>
-    <w:p>
-      <w:pPr>
-        <w:pStyle w:val="FirstParagraph"/>
-      </w:pPr>
-      <w:r>
-        <w:t xml:space="preserve">Cash flows only through Uram Enerel NGO. Figures below use the organizers' estimates: venue 20M for two days, food 10M, staff 3M. The prize pool is planned at its 15M target; the public commitment is 5M and up. Merchandise and supplies are estimates for Ulaanbaatar print shops and markets; get two quotes each by Oct 17.</w:t>
+    <w:bookmarkStart w:id="19" w:name="week-9--nov-2529--event"/>
+    <w:p>
+      <w:pPr>
+        <w:pStyle w:val="Heading3"/>
+      </w:pPr>
+      <w:r>
+        <w:t xml:space="preserve">Week 9 · Nov 25–29 · event</w:t>
       </w:r>
     </w:p>
     <w:tbl>
@@ -2991,544 +2796,45 @@
               <w:pStyle w:val="Compact"/>
             </w:pPr>
             <w:r>
-              <w:t xml:space="preserve">Line</w:t>
-            </w:r>
-          </w:p>
-        </w:tc>
-        <w:tc>
-          <w:tcPr/>
-          <w:p>
-            <w:pPr>
-              <w:pStyle w:val="Compact"/>
-            </w:pPr>
-            <w:r>
-              <w:t xml:space="preserve">Amount</w:t>
-            </w:r>
-          </w:p>
-        </w:tc>
-        <w:tc>
-          <w:tcPr/>
-          <w:p>
-            <w:pPr>
-              <w:pStyle w:val="Compact"/>
-            </w:pPr>
-            <w:r>
-              <w:t xml:space="preserve">Note</w:t>
-            </w:r>
-          </w:p>
-        </w:tc>
-      </w:tr>
-      <w:tr>
-        <w:tc>
-          <w:tcPr/>
-          <w:p>
-            <w:pPr>
-              <w:pStyle w:val="Compact"/>
-            </w:pPr>
-            <w:r>
-              <w:t xml:space="preserve">Venue, two days including overnight</w:t>
-            </w:r>
-          </w:p>
-        </w:tc>
-        <w:tc>
-          <w:tcPr/>
-          <w:p>
-            <w:pPr>
-              <w:pStyle w:val="Compact"/>
-            </w:pPr>
-            <w:r>
-              <w:t xml:space="preserve">20,000,000</w:t>
-            </w:r>
-          </w:p>
-        </w:tc>
-        <w:tc>
-          <w:tcPr/>
-          <w:p>
-            <w:pPr>
-              <w:pStyle w:val="Compact"/>
-            </w:pPr>
-            <w:r>
-              <w:t xml:space="preserve">estimate; zero if a venue partner gives the hall in kind</w:t>
-            </w:r>
-          </w:p>
-        </w:tc>
-      </w:tr>
-      <w:tr>
-        <w:tc>
-          <w:tcPr/>
-          <w:p>
-            <w:pPr>
-              <w:pStyle w:val="Compact"/>
-            </w:pPr>
-            <w:r>
-              <w:t xml:space="preserve">Cash prize pool, top three, 50 / 30 / 20</w:t>
-            </w:r>
-          </w:p>
-        </w:tc>
-        <w:tc>
-          <w:tcPr/>
-          <w:p>
-            <w:pPr>
-              <w:pStyle w:val="Compact"/>
-            </w:pPr>
-            <w:r>
-              <w:t xml:space="preserve">15,000,000 target; 5,000,000 floor</w:t>
-            </w:r>
-          </w:p>
-        </w:tc>
-        <w:tc>
-          <w:tcPr/>
-          <w:p>
-            <w:pPr>
-              <w:pStyle w:val="Compact"/>
-            </w:pPr>
-            <w:r>
-              <w:t xml:space="preserve">at the target 7.5M / 4.5M / 3M; at the floor 2.5M / 1.5M / 1M; 5% personal income tax withheld by Uram Enerel on payout</w:t>
-            </w:r>
-          </w:p>
-        </w:tc>
-      </w:tr>
-      <w:tr>
-        <w:tc>
-          <w:tcPr/>
-          <w:p>
-            <w:pPr>
-              <w:pStyle w:val="Compact"/>
-            </w:pPr>
-            <w:r>
-              <w:t xml:space="preserve">Track prizes, five winners × 2,000,000</w:t>
-            </w:r>
-          </w:p>
-        </w:tc>
-        <w:tc>
-          <w:tcPr/>
-          <w:p>
-            <w:pPr>
-              <w:pStyle w:val="Compact"/>
-            </w:pPr>
-            <w:r>
-              <w:t xml:space="preserve">10,000,000</w:t>
-            </w:r>
-          </w:p>
-        </w:tc>
-        <w:tc>
-          <w:tcPr/>
-          <w:p>
-            <w:pPr>
-              <w:pStyle w:val="Compact"/>
-            </w:pPr>
-            <w:r>
-              <w:t xml:space="preserve">paid by the five Gold sponsors, 2,000,000 each; an unsold track's prize comes from the general budget</w:t>
-            </w:r>
-          </w:p>
-        </w:tc>
-      </w:tr>
-      <w:tr>
-        <w:tc>
-          <w:tcPr/>
-          <w:p>
-            <w:pPr>
-              <w:pStyle w:val="Compact"/>
-            </w:pPr>
-            <w:r>
-              <w:t xml:space="preserve">Food, five meals and snacks for 220 participants and 45 staff</w:t>
-            </w:r>
-          </w:p>
-        </w:tc>
-        <w:tc>
-          <w:tcPr/>
-          <w:p>
-            <w:pPr>
-              <w:pStyle w:val="Compact"/>
-            </w:pPr>
-            <w:r>
-              <w:t xml:space="preserve">10,000,000</w:t>
-            </w:r>
-          </w:p>
-        </w:tc>
-        <w:tc>
-          <w:tcPr/>
-          <w:p>
-            <w:pPr>
-              <w:pStyle w:val="Compact"/>
-            </w:pPr>
-            <w:r>
-              <w:t xml:space="preserve">about 37,700 per person over 24 hours; tight, so boxed lunches and a hot dinner, and ask the food sponsor for catering in kind to top it up</w:t>
-            </w:r>
-          </w:p>
-        </w:tc>
-      </w:tr>
-      <w:tr>
-        <w:tc>
-          <w:tcPr/>
-          <w:p>
-            <w:pPr>
-              <w:pStyle w:val="Compact"/>
-            </w:pPr>
-            <w:r>
-              <w:t xml:space="preserve">Judges, designers, finance support</w:t>
-            </w:r>
-          </w:p>
-        </w:tc>
-        <w:tc>
-          <w:tcPr/>
-          <w:p>
-            <w:pPr>
-              <w:pStyle w:val="Compact"/>
-            </w:pPr>
-            <w:r>
-              <w:t xml:space="preserve">3,000,000</w:t>
-            </w:r>
-          </w:p>
-        </w:tc>
-        <w:tc>
-          <w:tcPr/>
-          <w:p>
-            <w:pPr>
-              <w:pStyle w:val="Compact"/>
-            </w:pPr>
-            <w:r>
-              <w:t xml:space="preserve">honoraria and design work; judges from sponsors cost nothing</w:t>
-            </w:r>
-          </w:p>
-        </w:tc>
-      </w:tr>
-      <w:tr>
-        <w:tc>
-          <w:tcPr/>
-          <w:p>
-            <w:pPr>
-              <w:pStyle w:val="Compact"/>
-            </w:pPr>
-            <w:r>
-              <w:t xml:space="preserve">T-shirts, 220</w:t>
-            </w:r>
-          </w:p>
-        </w:tc>
-        <w:tc>
-          <w:tcPr/>
-          <w:p>
-            <w:pPr>
-              <w:pStyle w:val="Compact"/>
-            </w:pPr>
-            <w:r>
-              <w:t xml:space="preserve">3,300,000</w:t>
-            </w:r>
-          </w:p>
-        </w:tc>
-        <w:tc>
-          <w:tcPr/>
-          <w:p>
-            <w:pPr>
-              <w:pStyle w:val="Compact"/>
-            </w:pPr>
-            <w:r>
-              <w:t xml:space="preserve">one-colour print on a plain tee runs about 12,000–18,000 each at 200+; two-colour or heavier cotton 20,000+</w:t>
-            </w:r>
-          </w:p>
-        </w:tc>
-      </w:tr>
-      <w:tr>
-        <w:tc>
-          <w:tcPr/>
-          <w:p>
-            <w:pPr>
-              <w:pStyle w:val="Compact"/>
-            </w:pPr>
-            <w:r>
-              <w:t xml:space="preserve">Stickers, badges, lanyards</w:t>
-            </w:r>
-          </w:p>
-        </w:tc>
-        <w:tc>
-          <w:tcPr/>
-          <w:p>
-            <w:pPr>
-              <w:pStyle w:val="Compact"/>
-            </w:pPr>
-            <w:r>
-              <w:t xml:space="preserve">1,100,000</w:t>
-            </w:r>
-          </w:p>
-        </w:tc>
-        <w:tc>
-          <w:tcPr/>
-          <w:p>
-            <w:pPr>
-              <w:pStyle w:val="Compact"/>
-            </w:pPr>
-            <w:r>
-              <w:t xml:space="preserve">500 die-cut stickers about 500,000; 300 badges with lanyards about 600,000</w:t>
-            </w:r>
-          </w:p>
-        </w:tc>
-      </w:tr>
-      <w:tr>
-        <w:tc>
-          <w:tcPr/>
-          <w:p>
-            <w:pPr>
-              <w:pStyle w:val="Compact"/>
-            </w:pPr>
-            <w:r>
-              <w:t xml:space="preserve">Power strips 60, extension cords 20, tape, name tags, first aid, flashlights</w:t>
-            </w:r>
-          </w:p>
-        </w:tc>
-        <w:tc>
-          <w:tcPr/>
-          <w:p>
-            <w:pPr>
-              <w:pStyle w:val="Compact"/>
-            </w:pPr>
-            <w:r>
-              <w:t xml:space="preserve">2,500,000</w:t>
-            </w:r>
-          </w:p>
-        </w:tc>
-        <w:tc>
-          <w:tcPr/>
-          <w:p>
-            <w:pPr>
-              <w:pStyle w:val="Compact"/>
-            </w:pPr>
-          </w:p>
-        </w:tc>
-      </w:tr>
-      <w:tr>
-        <w:tc>
-          <w:tcPr/>
-          <w:p>
-            <w:pPr>
-              <w:pStyle w:val="Compact"/>
-            </w:pPr>
-            <w:r>
-              <w:t xml:space="preserve">Photography and video</w:t>
-            </w:r>
-          </w:p>
-        </w:tc>
-        <w:tc>
-          <w:tcPr/>
-          <w:p>
-            <w:pPr>
-              <w:pStyle w:val="Compact"/>
-            </w:pPr>
-            <w:r>
-              <w:t xml:space="preserve">800,000</w:t>
-            </w:r>
-          </w:p>
-        </w:tc>
-        <w:tc>
-          <w:tcPr/>
-          <w:p>
-            <w:pPr>
-              <w:pStyle w:val="Compact"/>
-            </w:pPr>
-            <w:r>
-              <w:t xml:space="preserve">one photographer both days plus a 2-minute recap video</w:t>
-            </w:r>
-          </w:p>
-        </w:tc>
-      </w:tr>
-      <w:tr>
-        <w:tc>
-          <w:tcPr/>
-          <w:p>
-            <w:pPr>
-              <w:pStyle w:val="Compact"/>
-            </w:pPr>
-            <w:r>
-              <w:t xml:space="preserve">Overnight security and cleaning</w:t>
-            </w:r>
-          </w:p>
-        </w:tc>
-        <w:tc>
-          <w:tcPr/>
-          <w:p>
-            <w:pPr>
-              <w:pStyle w:val="Compact"/>
-            </w:pPr>
-            <w:r>
-              <w:t xml:space="preserve">800,000</w:t>
-            </w:r>
-          </w:p>
-        </w:tc>
-        <w:tc>
-          <w:tcPr/>
-          <w:p>
-            <w:pPr>
-              <w:pStyle w:val="Compact"/>
-            </w:pPr>
-          </w:p>
-        </w:tc>
-      </w:tr>
-      <w:tr>
-        <w:tc>
-          <w:tcPr/>
-          <w:p>
-            <w:pPr>
-              <w:pStyle w:val="Compact"/>
-            </w:pPr>
-            <w:r>
-              <w:t xml:space="preserve">Printing and signage</w:t>
-            </w:r>
-          </w:p>
-        </w:tc>
-        <w:tc>
-          <w:tcPr/>
-          <w:p>
-            <w:pPr>
-              <w:pStyle w:val="Compact"/>
-            </w:pPr>
-            <w:r>
-              <w:t xml:space="preserve">700,000</w:t>
-            </w:r>
-          </w:p>
-        </w:tc>
-        <w:tc>
-          <w:tcPr/>
-          <w:p>
-            <w:pPr>
-              <w:pStyle w:val="Compact"/>
-            </w:pPr>
-            <w:r>
-              <w:t xml:space="preserve">posters, table numbers, track board, judge sheets, certificates</w:t>
-            </w:r>
-          </w:p>
-        </w:tc>
-      </w:tr>
-      <w:tr>
-        <w:tc>
-          <w:tcPr/>
-          <w:p>
-            <w:pPr>
-              <w:pStyle w:val="Compact"/>
-            </w:pPr>
-            <w:r>
-              <w:t xml:space="preserve">First aider, 24 hours</w:t>
-            </w:r>
-          </w:p>
-        </w:tc>
-        <w:tc>
-          <w:tcPr/>
-          <w:p>
-            <w:pPr>
-              <w:pStyle w:val="Compact"/>
-            </w:pPr>
-            <w:r>
-              <w:t xml:space="preserve">300,000</w:t>
-            </w:r>
-          </w:p>
-        </w:tc>
-        <w:tc>
-          <w:tcPr/>
-          <w:p>
-            <w:pPr>
-              <w:pStyle w:val="Compact"/>
-            </w:pPr>
-          </w:p>
-        </w:tc>
-      </w:tr>
-      <w:tr>
-        <w:tc>
-          <w:tcPr/>
-          <w:p>
-            <w:pPr>
-              <w:pStyle w:val="Compact"/>
-            </w:pPr>
-            <w:r>
-              <w:t xml:space="preserve">Wifi</w:t>
-            </w:r>
-          </w:p>
-        </w:tc>
-        <w:tc>
-          <w:tcPr/>
-          <w:p>
-            <w:pPr>
-              <w:pStyle w:val="Compact"/>
-            </w:pPr>
-            <w:r>
-              <w:t xml:space="preserve">0</w:t>
-            </w:r>
-          </w:p>
-        </w:tc>
-        <w:tc>
-          <w:tcPr/>
-          <w:p>
-            <w:pPr>
-              <w:pStyle w:val="Compact"/>
-            </w:pPr>
-            <w:r>
-              <w:t xml:space="preserve">provided by the venue</w:t>
-            </w:r>
-          </w:p>
-        </w:tc>
-      </w:tr>
-      <w:tr>
-        <w:tc>
-          <w:tcPr/>
-          <w:p>
-            <w:pPr>
-              <w:pStyle w:val="Compact"/>
-            </w:pPr>
-            <w:r>
-              <w:t xml:space="preserve">Subtotal</w:t>
-            </w:r>
-          </w:p>
-        </w:tc>
-        <w:tc>
-          <w:tcPr/>
-          <w:p>
-            <w:pPr>
-              <w:pStyle w:val="Compact"/>
-            </w:pPr>
-            <w:r>
-              <w:t xml:space="preserve">67,500,000</w:t>
-            </w:r>
-          </w:p>
-        </w:tc>
-        <w:tc>
-          <w:tcPr/>
-          <w:p>
-            <w:pPr>
-              <w:pStyle w:val="Compact"/>
-            </w:pPr>
-          </w:p>
-        </w:tc>
-      </w:tr>
-      <w:tr>
-        <w:tc>
-          <w:tcPr/>
-          <w:p>
-            <w:pPr>
-              <w:pStyle w:val="Compact"/>
-            </w:pPr>
-            <w:r>
-              <w:t xml:space="preserve">Contingency 10%</w:t>
-            </w:r>
-          </w:p>
-        </w:tc>
-        <w:tc>
-          <w:tcPr/>
-          <w:p>
-            <w:pPr>
-              <w:pStyle w:val="Compact"/>
-            </w:pPr>
-            <w:r>
-              <w:t xml:space="preserve">6,750,000</w:t>
-            </w:r>
-          </w:p>
-        </w:tc>
-        <w:tc>
-          <w:tcPr/>
-          <w:p>
-            <w:pPr>
-              <w:pStyle w:val="Compact"/>
-            </w:pPr>
-          </w:p>
-        </w:tc>
-      </w:tr>
-      <w:tr>
+              <w:t xml:space="preserve">Date</w:t>
+            </w:r>
+          </w:p>
+        </w:tc>
+        <w:tc>
+          <w:tcPr/>
+          <w:p>
+            <w:pPr>
+              <w:pStyle w:val="Compact"/>
+            </w:pPr>
+            <w:r>
+              <w:t xml:space="preserve">Task</w:t>
+            </w:r>
+          </w:p>
+        </w:tc>
+        <w:tc>
+          <w:tcPr/>
+          <w:p>
+            <w:pPr>
+              <w:pStyle w:val="Compact"/>
+            </w:pPr>
+            <w:r>
+              <w:t xml:space="preserve">Owner</w:t>
+            </w:r>
+          </w:p>
+        </w:tc>
+      </w:tr>
+      <w:tr>
+        <w:tc>
+          <w:tcPr/>
+          <w:p>
+            <w:pPr>
+              <w:pStyle w:val="Compact"/>
+            </w:pPr>
+            <w:r>
+              <w:t xml:space="preserve">Wed Nov 25</w:t>
+            </w:r>
+          </w:p>
+        </w:tc>
         <w:tc>
           <w:tcPr/>
           <w:p>
@@ -3540,7 +2846,69 @@
                 <w:b/>
                 <w:bCs/>
               </w:rPr>
-              <w:t xml:space="preserve">Total</w:t>
+              <w:t xml:space="preserve">Info email 2</w:t>
+            </w:r>
+            <w:r>
+              <w:t xml:space="preserve">: schedule, rules, consent reminder, what to bring for the overnight. Consent upload deadline.</w:t>
+            </w:r>
+          </w:p>
+        </w:tc>
+        <w:tc>
+          <w:tcPr/>
+          <w:p>
+            <w:pPr>
+              <w:pStyle w:val="Compact"/>
+            </w:pPr>
+            <w:r>
+              <w:t xml:space="preserve">K, O</w:t>
+            </w:r>
+          </w:p>
+        </w:tc>
+      </w:tr>
+      <w:tr>
+        <w:tc>
+          <w:tcPr/>
+          <w:p>
+            <w:pPr>
+              <w:pStyle w:val="Compact"/>
+            </w:pPr>
+            <w:r>
+              <w:t xml:space="preserve">Thu Nov 26</w:t>
+            </w:r>
+          </w:p>
+        </w:tc>
+        <w:tc>
+          <w:tcPr/>
+          <w:p>
+            <w:pPr>
+              <w:pStyle w:val="Compact"/>
+            </w:pPr>
+            <w:r>
+              <w:t xml:space="preserve">Print check-in lists, judge sheets, table numbers, track board. Pack supplies. MC script final.</w:t>
+            </w:r>
+          </w:p>
+        </w:tc>
+        <w:tc>
+          <w:tcPr/>
+          <w:p>
+            <w:pPr>
+              <w:pStyle w:val="Compact"/>
+            </w:pPr>
+            <w:r>
+              <w:t xml:space="preserve">O, L, M</w:t>
+            </w:r>
+          </w:p>
+        </w:tc>
+      </w:tr>
+      <w:tr>
+        <w:tc>
+          <w:tcPr/>
+          <w:p>
+            <w:pPr>
+              <w:pStyle w:val="Compact"/>
+            </w:pPr>
+            <w:r>
+              <w:t xml:space="preserve">Fri Nov 27</w:t>
             </w:r>
           </w:p>
         </w:tc>
@@ -3555,45 +2923,104 @@
                 <w:b/>
                 <w:bCs/>
               </w:rPr>
-              <w:t xml:space="preserve">74,250,000 at the prize target; 63,250,000 at the floor</w:t>
-            </w:r>
-          </w:p>
-        </w:tc>
-        <w:tc>
-          <w:tcPr/>
-          <w:p>
-            <w:pPr>
-              <w:pStyle w:val="Compact"/>
-            </w:pPr>
-            <w:r>
-              <w:rPr>
-                <w:b/>
-                <w:bCs/>
-              </w:rPr>
-              <w:t xml:space="preserve">about 20,000,000 less if the venue is in kind</w:t>
+              <w:t xml:space="preserve">Briefings</w:t>
+            </w:r>
+            <w:r>
+              <w:t xml:space="preserve">: volunteers, judges, mentors, night shift, sponsor speakers. Venue setup in the evening.</w:t>
+            </w:r>
+          </w:p>
+        </w:tc>
+        <w:tc>
+          <w:tcPr/>
+          <w:p>
+            <w:pPr>
+              <w:pStyle w:val="Compact"/>
+            </w:pPr>
+            <w:r>
+              <w:t xml:space="preserve">M, O, L</w:t>
+            </w:r>
+          </w:p>
+        </w:tc>
+      </w:tr>
+      <w:tr>
+        <w:tc>
+          <w:tcPr/>
+          <w:p>
+            <w:pPr>
+              <w:pStyle w:val="Compact"/>
+            </w:pPr>
+            <w:r>
+              <w:t xml:space="preserve">Sat Nov 28</w:t>
+            </w:r>
+          </w:p>
+        </w:tc>
+        <w:tc>
+          <w:tcPr/>
+          <w:p>
+            <w:pPr>
+              <w:pStyle w:val="Compact"/>
+            </w:pPr>
+            <w:r>
+              <w:t xml:space="preserve">Event day 1.</w:t>
+            </w:r>
+          </w:p>
+        </w:tc>
+        <w:tc>
+          <w:tcPr/>
+          <w:p>
+            <w:pPr>
+              <w:pStyle w:val="Compact"/>
+            </w:pPr>
+            <w:r>
+              <w:t xml:space="preserve">all</w:t>
+            </w:r>
+          </w:p>
+        </w:tc>
+      </w:tr>
+      <w:tr>
+        <w:tc>
+          <w:tcPr/>
+          <w:p>
+            <w:pPr>
+              <w:pStyle w:val="Compact"/>
+            </w:pPr>
+            <w:r>
+              <w:t xml:space="preserve">Sun Nov 29</w:t>
+            </w:r>
+          </w:p>
+        </w:tc>
+        <w:tc>
+          <w:tcPr/>
+          <w:p>
+            <w:pPr>
+              <w:pStyle w:val="Compact"/>
+            </w:pPr>
+            <w:r>
+              <w:t xml:space="preserve">Submissions 13:00, judging, finals, awards 16:20, close 17:00, venue back 18:30.</w:t>
+            </w:r>
+          </w:p>
+        </w:tc>
+        <w:tc>
+          <w:tcPr/>
+          <w:p>
+            <w:pPr>
+              <w:pStyle w:val="Compact"/>
+            </w:pPr>
+            <w:r>
+              <w:t xml:space="preserve">all</w:t>
             </w:r>
           </w:p>
         </w:tc>
       </w:tr>
     </w:tbl>
-    <w:p>
-      <w:pPr>
-        <w:pStyle w:val="BodyText"/>
-      </w:pPr>
-      <w:r>
-        <w:t xml:space="preserve">Scaling: 180 attending saves about 900,000 on shirts and badges and nothing else; 260 adds about 1,200,000. Venue and prizes are fixed, so headcount barely moves this budget. What moves it is whether the hall is paid or given.</w:t>
-      </w:r>
-    </w:p>
-    <w:p>
-      <w:pPr>
-        <w:pStyle w:val="BodyText"/>
-      </w:pPr>
-      <w:r>
-        <w:rPr>
-          <w:b/>
-          <w:bCs/>
-        </w:rPr>
-        <w:t xml:space="preserve">Income plan</w:t>
+    <w:bookmarkEnd w:id="19"/>
+    <w:bookmarkStart w:id="20" w:name="after"/>
+    <w:p>
+      <w:pPr>
+        <w:pStyle w:val="Heading3"/>
+      </w:pPr>
+      <w:r>
+        <w:t xml:space="preserve">After</w:t>
       </w:r>
     </w:p>
     <w:tbl>
@@ -3618,6 +3045,814 @@
               <w:pStyle w:val="Compact"/>
             </w:pPr>
             <w:r>
+              <w:t xml:space="preserve">Date</w:t>
+            </w:r>
+          </w:p>
+        </w:tc>
+        <w:tc>
+          <w:tcPr/>
+          <w:p>
+            <w:pPr>
+              <w:pStyle w:val="Compact"/>
+            </w:pPr>
+            <w:r>
+              <w:t xml:space="preserve">Task</w:t>
+            </w:r>
+          </w:p>
+        </w:tc>
+        <w:tc>
+          <w:tcPr/>
+          <w:p>
+            <w:pPr>
+              <w:pStyle w:val="Compact"/>
+            </w:pPr>
+            <w:r>
+              <w:t xml:space="preserve">Owner</w:t>
+            </w:r>
+          </w:p>
+        </w:tc>
+      </w:tr>
+      <w:tr>
+        <w:tc>
+          <w:tcPr/>
+          <w:p>
+            <w:pPr>
+              <w:pStyle w:val="Compact"/>
+            </w:pPr>
+            <w:r>
+              <w:t xml:space="preserve">Mon Nov 30</w:t>
+            </w:r>
+          </w:p>
+        </w:tc>
+        <w:tc>
+          <w:tcPr/>
+          <w:p>
+            <w:pPr>
+              <w:pStyle w:val="Compact"/>
+            </w:pPr>
+            <w:r>
+              <w:t xml:space="preserve">Thank-you emails with photos and numbers to sponsors, partners, judges, mentors, venue. Results post.</w:t>
+            </w:r>
+          </w:p>
+        </w:tc>
+        <w:tc>
+          <w:tcPr/>
+          <w:p>
+            <w:pPr>
+              <w:pStyle w:val="Compact"/>
+            </w:pPr>
+            <w:r>
+              <w:t xml:space="preserve">M, K</w:t>
+            </w:r>
+          </w:p>
+        </w:tc>
+      </w:tr>
+      <w:tr>
+        <w:tc>
+          <w:tcPr/>
+          <w:p>
+            <w:pPr>
+              <w:pStyle w:val="Compact"/>
+            </w:pPr>
+            <w:r>
+              <w:t xml:space="preserve">Tue Dec 1</w:t>
+            </w:r>
+          </w:p>
+        </w:tc>
+        <w:tc>
+          <w:tcPr/>
+          <w:p>
+            <w:pPr>
+              <w:pStyle w:val="Compact"/>
+            </w:pPr>
+            <w:r>
+              <w:t xml:space="preserve">Survey out. Metrics sheet filled. Ledger closed by the NGO.</w:t>
+            </w:r>
+          </w:p>
+        </w:tc>
+        <w:tc>
+          <w:tcPr/>
+          <w:p>
+            <w:pPr>
+              <w:pStyle w:val="Compact"/>
+            </w:pPr>
+            <w:r>
+              <w:t xml:space="preserve">K, F</w:t>
+            </w:r>
+          </w:p>
+        </w:tc>
+      </w:tr>
+      <w:tr>
+        <w:tc>
+          <w:tcPr/>
+          <w:p>
+            <w:pPr>
+              <w:pStyle w:val="Compact"/>
+            </w:pPr>
+            <w:r>
+              <w:t xml:space="preserve">Fri Dec 4</w:t>
+            </w:r>
+          </w:p>
+        </w:tc>
+        <w:tc>
+          <w:tcPr/>
+          <w:p>
+            <w:pPr>
+              <w:pStyle w:val="Compact"/>
+            </w:pPr>
+            <w:r>
+              <w:t xml:space="preserve">Written report delivered to every sponsor. Team retro.</w:t>
+            </w:r>
+          </w:p>
+        </w:tc>
+        <w:tc>
+          <w:tcPr/>
+          <w:p>
+            <w:pPr>
+              <w:pStyle w:val="Compact"/>
+            </w:pPr>
+            <w:r>
+              <w:t xml:space="preserve">F, M</w:t>
+            </w:r>
+          </w:p>
+        </w:tc>
+      </w:tr>
+    </w:tbl>
+    <w:p>
+      <w:r>
+        <w:pict>
+          <v:rect style="width:0;height:1.5pt" o:hralign="center" o:hrstd="t" o:hr="t"/>
+        </w:pict>
+      </w:r>
+    </w:p>
+    <w:bookmarkEnd w:id="20"/>
+    <w:bookmarkEnd w:id="21"/>
+    <w:bookmarkStart w:id="22" w:name="X718858953d51f4658a995c5702eb91d44b893b0"/>
+    <w:p>
+      <w:pPr>
+        <w:pStyle w:val="Heading2"/>
+      </w:pPr>
+      <w:r>
+        <w:t xml:space="preserve">5. Budget (MNT)</w:t>
+      </w:r>
+    </w:p>
+    <w:p>
+      <w:pPr>
+        <w:pStyle w:val="FirstParagraph"/>
+      </w:pPr>
+      <w:r>
+        <w:t xml:space="preserve">Cash flows only through Uram Enerel NGO. Figures below use the organizers' estimates: venue 20M for two days, food 10M, staff 3M. The prize pool is planned at its 15M target; the public commitment is 5M and up. Merchandise and supplies are estimates for Ulaanbaatar print shops and markets; get two quotes each by Oct 17.</w:t>
+      </w:r>
+    </w:p>
+    <w:tbl>
+      <w:tblPr>
+        <w:tblStyle w:val="Table"/>
+        <w:tblW w:type="auto" w:w="0"/>
+        <w:tblLook w:firstRow="1" w:lastRow="0" w:firstColumn="0" w:lastColumn="0" w:noHBand="0" w:noVBand="0" w:val="0020"/>
+      </w:tblPr>
+      <w:tblGrid>
+        <w:gridCol w:w="2640"/>
+        <w:gridCol w:w="2640"/>
+        <w:gridCol w:w="2640"/>
+      </w:tblGrid>
+      <w:tr>
+        <w:trPr>
+          <w:tblHeader w:val="on"/>
+        </w:trPr>
+        <w:tc>
+          <w:tcPr/>
+          <w:p>
+            <w:pPr>
+              <w:pStyle w:val="Compact"/>
+            </w:pPr>
+            <w:r>
+              <w:t xml:space="preserve">Line</w:t>
+            </w:r>
+          </w:p>
+        </w:tc>
+        <w:tc>
+          <w:tcPr/>
+          <w:p>
+            <w:pPr>
+              <w:pStyle w:val="Compact"/>
+            </w:pPr>
+            <w:r>
+              <w:t xml:space="preserve">Amount</w:t>
+            </w:r>
+          </w:p>
+        </w:tc>
+        <w:tc>
+          <w:tcPr/>
+          <w:p>
+            <w:pPr>
+              <w:pStyle w:val="Compact"/>
+            </w:pPr>
+            <w:r>
+              <w:t xml:space="preserve">Note</w:t>
+            </w:r>
+          </w:p>
+        </w:tc>
+      </w:tr>
+      <w:tr>
+        <w:tc>
+          <w:tcPr/>
+          <w:p>
+            <w:pPr>
+              <w:pStyle w:val="Compact"/>
+            </w:pPr>
+            <w:r>
+              <w:t xml:space="preserve">Venue, two days including overnight</w:t>
+            </w:r>
+          </w:p>
+        </w:tc>
+        <w:tc>
+          <w:tcPr/>
+          <w:p>
+            <w:pPr>
+              <w:pStyle w:val="Compact"/>
+            </w:pPr>
+            <w:r>
+              <w:t xml:space="preserve">20,000,000</w:t>
+            </w:r>
+          </w:p>
+        </w:tc>
+        <w:tc>
+          <w:tcPr/>
+          <w:p>
+            <w:pPr>
+              <w:pStyle w:val="Compact"/>
+            </w:pPr>
+            <w:r>
+              <w:t xml:space="preserve">estimate; zero if a venue partner gives the hall in kind</w:t>
+            </w:r>
+          </w:p>
+        </w:tc>
+      </w:tr>
+      <w:tr>
+        <w:tc>
+          <w:tcPr/>
+          <w:p>
+            <w:pPr>
+              <w:pStyle w:val="Compact"/>
+            </w:pPr>
+            <w:r>
+              <w:t xml:space="preserve">Cash prize pool, top three, 50 / 30 / 20</w:t>
+            </w:r>
+          </w:p>
+        </w:tc>
+        <w:tc>
+          <w:tcPr/>
+          <w:p>
+            <w:pPr>
+              <w:pStyle w:val="Compact"/>
+            </w:pPr>
+            <w:r>
+              <w:t xml:space="preserve">15,000,000 target; 5,000,000 floor</w:t>
+            </w:r>
+          </w:p>
+        </w:tc>
+        <w:tc>
+          <w:tcPr/>
+          <w:p>
+            <w:pPr>
+              <w:pStyle w:val="Compact"/>
+            </w:pPr>
+            <w:r>
+              <w:t xml:space="preserve">at the target 7.5M / 4.5M / 3M; at the floor 2.5M / 1.5M / 1M; 5% personal income tax withheld by Uram Enerel on payout</w:t>
+            </w:r>
+          </w:p>
+        </w:tc>
+      </w:tr>
+      <w:tr>
+        <w:tc>
+          <w:tcPr/>
+          <w:p>
+            <w:pPr>
+              <w:pStyle w:val="Compact"/>
+            </w:pPr>
+            <w:r>
+              <w:t xml:space="preserve">Track prizes, five winners × 2,000,000</w:t>
+            </w:r>
+          </w:p>
+        </w:tc>
+        <w:tc>
+          <w:tcPr/>
+          <w:p>
+            <w:pPr>
+              <w:pStyle w:val="Compact"/>
+            </w:pPr>
+            <w:r>
+              <w:t xml:space="preserve">10,000,000</w:t>
+            </w:r>
+          </w:p>
+        </w:tc>
+        <w:tc>
+          <w:tcPr/>
+          <w:p>
+            <w:pPr>
+              <w:pStyle w:val="Compact"/>
+            </w:pPr>
+            <w:r>
+              <w:t xml:space="preserve">paid by the five Gold sponsors, 2,000,000 each; an unsold track's prize comes from the general budget</w:t>
+            </w:r>
+          </w:p>
+        </w:tc>
+      </w:tr>
+      <w:tr>
+        <w:tc>
+          <w:tcPr/>
+          <w:p>
+            <w:pPr>
+              <w:pStyle w:val="Compact"/>
+            </w:pPr>
+            <w:r>
+              <w:t xml:space="preserve">Food, five meals and snacks for 220 participants and 45 staff</w:t>
+            </w:r>
+          </w:p>
+        </w:tc>
+        <w:tc>
+          <w:tcPr/>
+          <w:p>
+            <w:pPr>
+              <w:pStyle w:val="Compact"/>
+            </w:pPr>
+            <w:r>
+              <w:t xml:space="preserve">10,000,000</w:t>
+            </w:r>
+          </w:p>
+        </w:tc>
+        <w:tc>
+          <w:tcPr/>
+          <w:p>
+            <w:pPr>
+              <w:pStyle w:val="Compact"/>
+            </w:pPr>
+            <w:r>
+              <w:t xml:space="preserve">about 37,700 per person over 24 hours; tight, so boxed lunches and a hot dinner, and ask the food sponsor for catering in kind to top it up</w:t>
+            </w:r>
+          </w:p>
+        </w:tc>
+      </w:tr>
+      <w:tr>
+        <w:tc>
+          <w:tcPr/>
+          <w:p>
+            <w:pPr>
+              <w:pStyle w:val="Compact"/>
+            </w:pPr>
+            <w:r>
+              <w:t xml:space="preserve">Judges, designers, finance support</w:t>
+            </w:r>
+          </w:p>
+        </w:tc>
+        <w:tc>
+          <w:tcPr/>
+          <w:p>
+            <w:pPr>
+              <w:pStyle w:val="Compact"/>
+            </w:pPr>
+            <w:r>
+              <w:t xml:space="preserve">3,000,000</w:t>
+            </w:r>
+          </w:p>
+        </w:tc>
+        <w:tc>
+          <w:tcPr/>
+          <w:p>
+            <w:pPr>
+              <w:pStyle w:val="Compact"/>
+            </w:pPr>
+            <w:r>
+              <w:t xml:space="preserve">honoraria and design work; judges from sponsors cost nothing</w:t>
+            </w:r>
+          </w:p>
+        </w:tc>
+      </w:tr>
+      <w:tr>
+        <w:tc>
+          <w:tcPr/>
+          <w:p>
+            <w:pPr>
+              <w:pStyle w:val="Compact"/>
+            </w:pPr>
+            <w:r>
+              <w:t xml:space="preserve">T-shirts, 220</w:t>
+            </w:r>
+          </w:p>
+        </w:tc>
+        <w:tc>
+          <w:tcPr/>
+          <w:p>
+            <w:pPr>
+              <w:pStyle w:val="Compact"/>
+            </w:pPr>
+            <w:r>
+              <w:t xml:space="preserve">3,300,000</w:t>
+            </w:r>
+          </w:p>
+        </w:tc>
+        <w:tc>
+          <w:tcPr/>
+          <w:p>
+            <w:pPr>
+              <w:pStyle w:val="Compact"/>
+            </w:pPr>
+            <w:r>
+              <w:t xml:space="preserve">one-colour print on a plain tee runs about 12,000–18,000 each at 200+; two-colour or heavier cotton 20,000+</w:t>
+            </w:r>
+          </w:p>
+        </w:tc>
+      </w:tr>
+      <w:tr>
+        <w:tc>
+          <w:tcPr/>
+          <w:p>
+            <w:pPr>
+              <w:pStyle w:val="Compact"/>
+            </w:pPr>
+            <w:r>
+              <w:t xml:space="preserve">Stickers, badges, lanyards</w:t>
+            </w:r>
+          </w:p>
+        </w:tc>
+        <w:tc>
+          <w:tcPr/>
+          <w:p>
+            <w:pPr>
+              <w:pStyle w:val="Compact"/>
+            </w:pPr>
+            <w:r>
+              <w:t xml:space="preserve">1,100,000</w:t>
+            </w:r>
+          </w:p>
+        </w:tc>
+        <w:tc>
+          <w:tcPr/>
+          <w:p>
+            <w:pPr>
+              <w:pStyle w:val="Compact"/>
+            </w:pPr>
+            <w:r>
+              <w:t xml:space="preserve">500 die-cut stickers about 500,000; 300 badges with lanyards about 600,000</w:t>
+            </w:r>
+          </w:p>
+        </w:tc>
+      </w:tr>
+      <w:tr>
+        <w:tc>
+          <w:tcPr/>
+          <w:p>
+            <w:pPr>
+              <w:pStyle w:val="Compact"/>
+            </w:pPr>
+            <w:r>
+              <w:t xml:space="preserve">Power strips 60, extension cords 20, tape, name tags, first aid, flashlights</w:t>
+            </w:r>
+          </w:p>
+        </w:tc>
+        <w:tc>
+          <w:tcPr/>
+          <w:p>
+            <w:pPr>
+              <w:pStyle w:val="Compact"/>
+            </w:pPr>
+            <w:r>
+              <w:t xml:space="preserve">2,500,000</w:t>
+            </w:r>
+          </w:p>
+        </w:tc>
+        <w:tc>
+          <w:tcPr/>
+          <w:p>
+            <w:pPr>
+              <w:pStyle w:val="Compact"/>
+            </w:pPr>
+          </w:p>
+        </w:tc>
+      </w:tr>
+      <w:tr>
+        <w:tc>
+          <w:tcPr/>
+          <w:p>
+            <w:pPr>
+              <w:pStyle w:val="Compact"/>
+            </w:pPr>
+            <w:r>
+              <w:t xml:space="preserve">Photography and video</w:t>
+            </w:r>
+          </w:p>
+        </w:tc>
+        <w:tc>
+          <w:tcPr/>
+          <w:p>
+            <w:pPr>
+              <w:pStyle w:val="Compact"/>
+            </w:pPr>
+            <w:r>
+              <w:t xml:space="preserve">800,000</w:t>
+            </w:r>
+          </w:p>
+        </w:tc>
+        <w:tc>
+          <w:tcPr/>
+          <w:p>
+            <w:pPr>
+              <w:pStyle w:val="Compact"/>
+            </w:pPr>
+            <w:r>
+              <w:t xml:space="preserve">one photographer both days plus a 2-minute recap video</w:t>
+            </w:r>
+          </w:p>
+        </w:tc>
+      </w:tr>
+      <w:tr>
+        <w:tc>
+          <w:tcPr/>
+          <w:p>
+            <w:pPr>
+              <w:pStyle w:val="Compact"/>
+            </w:pPr>
+            <w:r>
+              <w:t xml:space="preserve">Overnight security and cleaning</w:t>
+            </w:r>
+          </w:p>
+        </w:tc>
+        <w:tc>
+          <w:tcPr/>
+          <w:p>
+            <w:pPr>
+              <w:pStyle w:val="Compact"/>
+            </w:pPr>
+            <w:r>
+              <w:t xml:space="preserve">800,000</w:t>
+            </w:r>
+          </w:p>
+        </w:tc>
+        <w:tc>
+          <w:tcPr/>
+          <w:p>
+            <w:pPr>
+              <w:pStyle w:val="Compact"/>
+            </w:pPr>
+          </w:p>
+        </w:tc>
+      </w:tr>
+      <w:tr>
+        <w:tc>
+          <w:tcPr/>
+          <w:p>
+            <w:pPr>
+              <w:pStyle w:val="Compact"/>
+            </w:pPr>
+            <w:r>
+              <w:t xml:space="preserve">Printing and signage</w:t>
+            </w:r>
+          </w:p>
+        </w:tc>
+        <w:tc>
+          <w:tcPr/>
+          <w:p>
+            <w:pPr>
+              <w:pStyle w:val="Compact"/>
+            </w:pPr>
+            <w:r>
+              <w:t xml:space="preserve">700,000</w:t>
+            </w:r>
+          </w:p>
+        </w:tc>
+        <w:tc>
+          <w:tcPr/>
+          <w:p>
+            <w:pPr>
+              <w:pStyle w:val="Compact"/>
+            </w:pPr>
+            <w:r>
+              <w:t xml:space="preserve">posters, table numbers, track board, judge sheets, certificates</w:t>
+            </w:r>
+          </w:p>
+        </w:tc>
+      </w:tr>
+      <w:tr>
+        <w:tc>
+          <w:tcPr/>
+          <w:p>
+            <w:pPr>
+              <w:pStyle w:val="Compact"/>
+            </w:pPr>
+            <w:r>
+              <w:t xml:space="preserve">First aider, 24 hours</w:t>
+            </w:r>
+          </w:p>
+        </w:tc>
+        <w:tc>
+          <w:tcPr/>
+          <w:p>
+            <w:pPr>
+              <w:pStyle w:val="Compact"/>
+            </w:pPr>
+            <w:r>
+              <w:t xml:space="preserve">300,000</w:t>
+            </w:r>
+          </w:p>
+        </w:tc>
+        <w:tc>
+          <w:tcPr/>
+          <w:p>
+            <w:pPr>
+              <w:pStyle w:val="Compact"/>
+            </w:pPr>
+          </w:p>
+        </w:tc>
+      </w:tr>
+      <w:tr>
+        <w:tc>
+          <w:tcPr/>
+          <w:p>
+            <w:pPr>
+              <w:pStyle w:val="Compact"/>
+            </w:pPr>
+            <w:r>
+              <w:t xml:space="preserve">Wifi</w:t>
+            </w:r>
+          </w:p>
+        </w:tc>
+        <w:tc>
+          <w:tcPr/>
+          <w:p>
+            <w:pPr>
+              <w:pStyle w:val="Compact"/>
+            </w:pPr>
+            <w:r>
+              <w:t xml:space="preserve">0</w:t>
+            </w:r>
+          </w:p>
+        </w:tc>
+        <w:tc>
+          <w:tcPr/>
+          <w:p>
+            <w:pPr>
+              <w:pStyle w:val="Compact"/>
+            </w:pPr>
+            <w:r>
+              <w:t xml:space="preserve">provided by the venue</w:t>
+            </w:r>
+          </w:p>
+        </w:tc>
+      </w:tr>
+      <w:tr>
+        <w:tc>
+          <w:tcPr/>
+          <w:p>
+            <w:pPr>
+              <w:pStyle w:val="Compact"/>
+            </w:pPr>
+            <w:r>
+              <w:t xml:space="preserve">Subtotal</w:t>
+            </w:r>
+          </w:p>
+        </w:tc>
+        <w:tc>
+          <w:tcPr/>
+          <w:p>
+            <w:pPr>
+              <w:pStyle w:val="Compact"/>
+            </w:pPr>
+            <w:r>
+              <w:t xml:space="preserve">67,500,000</w:t>
+            </w:r>
+          </w:p>
+        </w:tc>
+        <w:tc>
+          <w:tcPr/>
+          <w:p>
+            <w:pPr>
+              <w:pStyle w:val="Compact"/>
+            </w:pPr>
+          </w:p>
+        </w:tc>
+      </w:tr>
+      <w:tr>
+        <w:tc>
+          <w:tcPr/>
+          <w:p>
+            <w:pPr>
+              <w:pStyle w:val="Compact"/>
+            </w:pPr>
+            <w:r>
+              <w:t xml:space="preserve">Contingency 10%</w:t>
+            </w:r>
+          </w:p>
+        </w:tc>
+        <w:tc>
+          <w:tcPr/>
+          <w:p>
+            <w:pPr>
+              <w:pStyle w:val="Compact"/>
+            </w:pPr>
+            <w:r>
+              <w:t xml:space="preserve">6,750,000</w:t>
+            </w:r>
+          </w:p>
+        </w:tc>
+        <w:tc>
+          <w:tcPr/>
+          <w:p>
+            <w:pPr>
+              <w:pStyle w:val="Compact"/>
+            </w:pPr>
+          </w:p>
+        </w:tc>
+      </w:tr>
+      <w:tr>
+        <w:tc>
+          <w:tcPr/>
+          <w:p>
+            <w:pPr>
+              <w:pStyle w:val="Compact"/>
+            </w:pPr>
+            <w:r>
+              <w:rPr>
+                <w:b/>
+                <w:bCs/>
+              </w:rPr>
+              <w:t xml:space="preserve">Total</w:t>
+            </w:r>
+          </w:p>
+        </w:tc>
+        <w:tc>
+          <w:tcPr/>
+          <w:p>
+            <w:pPr>
+              <w:pStyle w:val="Compact"/>
+            </w:pPr>
+            <w:r>
+              <w:rPr>
+                <w:b/>
+                <w:bCs/>
+              </w:rPr>
+              <w:t xml:space="preserve">74,250,000 at the prize target; 63,250,000 at the floor</w:t>
+            </w:r>
+          </w:p>
+        </w:tc>
+        <w:tc>
+          <w:tcPr/>
+          <w:p>
+            <w:pPr>
+              <w:pStyle w:val="Compact"/>
+            </w:pPr>
+            <w:r>
+              <w:rPr>
+                <w:b/>
+                <w:bCs/>
+              </w:rPr>
+              <w:t xml:space="preserve">about 20,000,000 less if the venue is in kind</w:t>
+            </w:r>
+          </w:p>
+        </w:tc>
+      </w:tr>
+    </w:tbl>
+    <w:p>
+      <w:pPr>
+        <w:pStyle w:val="BodyText"/>
+      </w:pPr>
+      <w:r>
+        <w:t xml:space="preserve">Scaling: 180 attending saves about 900,000 on shirts and badges and nothing else; 260 adds about 1,200,000. Venue and prizes are fixed, so headcount barely moves this budget. What moves it is whether the hall is paid or given.</w:t>
+      </w:r>
+    </w:p>
+    <w:p>
+      <w:pPr>
+        <w:pStyle w:val="BodyText"/>
+      </w:pPr>
+      <w:r>
+        <w:rPr>
+          <w:b/>
+          <w:bCs/>
+        </w:rPr>
+        <w:t xml:space="preserve">Income plan</w:t>
+      </w:r>
+    </w:p>
+    <w:tbl>
+      <w:tblPr>
+        <w:tblStyle w:val="Table"/>
+        <w:tblW w:type="auto" w:w="0"/>
+        <w:tblLook w:firstRow="1" w:lastRow="0" w:firstColumn="0" w:lastColumn="0" w:noHBand="0" w:noVBand="0" w:val="0020"/>
+      </w:tblPr>
+      <w:tblGrid>
+        <w:gridCol w:w="2640"/>
+        <w:gridCol w:w="2640"/>
+        <w:gridCol w:w="2640"/>
+      </w:tblGrid>
+      <w:tr>
+        <w:trPr>
+          <w:tblHeader w:val="on"/>
+        </w:trPr>
+        <w:tc>
+          <w:tcPr/>
+          <w:p>
+            <w:pPr>
+              <w:pStyle w:val="Compact"/>
+            </w:pPr>
+            <w:r>
               <w:t xml:space="preserve">Source</w:t>
             </w:r>
           </w:p>
@@ -3849,7 +4084,7 @@
         <w:t xml:space="preserve"> </w:t>
       </w:r>
       <w:r>
-        <w:t xml:space="preserve">if the money gate fails on Oct 25: prize pool stays at the 5M floor, shirts cut, venue partner in kind or Plan B at a free university hall, sponsors pay the caterer directly. Cash needed then: about 15,000,000.</w:t>
+        <w:t xml:space="preserve">if the money gate fails on Nov 15: prize pool stays at the 5M floor, shirts cut, venue partner in kind or Plan B at a free university hall, sponsors pay the caterer directly. Cash needed then: about 15,000,000.</w:t>
       </w:r>
     </w:p>
     <w:p>
@@ -3877,8 +4112,8 @@
         </w:pict>
       </w:r>
     </w:p>
-    <w:bookmarkEnd w:id="20"/>
-    <w:bookmarkStart w:id="21" w:name="Xd4c60419cb765aa896182e3a53288349587c827"/>
+    <w:bookmarkEnd w:id="22"/>
+    <w:bookmarkStart w:id="23" w:name="Xd4c60419cb765aa896182e3a53288349587c827"/>
     <w:p>
       <w:pPr>
         <w:pStyle w:val="Heading2"/>
@@ -4159,7 +4394,7 @@
               <w:pStyle w:val="Compact"/>
             </w:pPr>
             <w:r>
-              <w:t xml:space="preserve">contract payment dates before Nov 1; food sponsor pays caterer directly</w:t>
+              <w:t xml:space="preserve">contract payment dates before Nov 22; food sponsor pays caterer directly</w:t>
             </w:r>
           </w:p>
         </w:tc>
@@ -4207,7 +4442,7 @@
               <w:pStyle w:val="Compact"/>
             </w:pPr>
             <w:r>
-              <w:t xml:space="preserve">the public promise is 5M and up with a 50 / 30 / 20 split, so nothing has to be retracted; publish the final size on Oct 26</w:t>
+              <w:t xml:space="preserve">the public promise is 5M and up with a 50 / 30 / 20 split, so nothing has to be retracted; publish the final size on Nov 16</w:t>
             </w:r>
           </w:p>
         </w:tc>
@@ -4244,8 +4479,8 @@
         </w:pict>
       </w:r>
     </w:p>
-    <w:bookmarkEnd w:id="21"/>
-    <w:bookmarkStart w:id="22" w:name="X0ab9c393485f92630673d85545acd290bec1b03"/>
+    <w:bookmarkEnd w:id="23"/>
+    <w:bookmarkStart w:id="24" w:name="X0ab9c393485f92630673d85545acd290bec1b03"/>
     <w:p>
       <w:pPr>
         <w:pStyle w:val="Heading2"/>
@@ -4269,7 +4504,7 @@
         <w:t xml:space="preserve"> </w:t>
       </w:r>
       <w:r>
-        <w:t xml:space="preserve">Name, school or university, grade or year, date of birth, email, phone, parent or guardian name and phone for under-18s, dietary needs, skills (multi-select), experience level, team or solo, laptop yes/no, staying overnight yes/no, I have read the rules, consent form will be uploaded by Nov 4 or brought signed. Optional: how you heard about us, CV share opt-in for sponsors.</w:t>
+        <w:t xml:space="preserve">Name, school or university, grade or year, date of birth, email, phone, parent or guardian name and phone for under-18s, dietary needs, skills (multi-select), experience level, team or solo, laptop yes/no, staying overnight yes/no, I have read the rules, consent form will be uploaded by Nov 25 or brought signed. Optional: how you heard about us, CV share opt-in for sponsors.</w:t>
       </w:r>
     </w:p>
     <w:p>
@@ -4287,7 +4522,7 @@
         <w:t xml:space="preserve"> </w:t>
       </w:r>
       <w:r>
-        <w:t xml:space="preserve">Registered; seat confirmed after reconfirmation Nov 1 to 3; under-18 consent link; group chat link; questions contact.</w:t>
+        <w:t xml:space="preserve">Registered; seat confirmed after reconfirmation Nov 22 to 24; under-18 consent link; group chat link; questions contact.</w:t>
       </w:r>
     </w:p>
     <w:p>
@@ -4305,7 +4540,7 @@
         <w:t xml:space="preserve"> </w:t>
       </w:r>
       <w:r>
-        <w:t xml:space="preserve">Participation, overnight choice (stay, or leave at 21:00 and return by 10:00), pickup Sunday 19:00, emergency contact and medical notes, rules acknowledged, photo release, project publication consent, data deletion within a month. Translated to Mongolian; adult lead holds the forms during the event.</w:t>
+        <w:t xml:space="preserve">Participation, overnight choice (stay, or leave at 21:00 and return by 10:00), pickup Sunday 17:00, emergency contact and medical notes, rules acknowledged, photo release, project publication consent, data deletion within a month. Translated to Mongolian; adult lead holds the forms during the event.</w:t>
       </w:r>
     </w:p>
     <w:p>
@@ -4333,8 +4568,8 @@
         </w:pict>
       </w:r>
     </w:p>
-    <w:bookmarkEnd w:id="22"/>
-    <w:bookmarkStart w:id="23" w:name="Xcca97831b5e08e69460463fa64de5899c9ef0bd"/>
+    <w:bookmarkEnd w:id="24"/>
+    <w:bookmarkStart w:id="25" w:name="Xcca97831b5e08e69460463fa64de5899c9ef0bd"/>
     <w:p>
       <w:pPr>
         <w:pStyle w:val="Heading2"/>
@@ -4370,7 +4605,7 @@
         <w:t xml:space="preserve"> </w:t>
       </w:r>
       <w:r>
-        <w:t xml:space="preserve">setup 12:00, doors 13:00, opening 14:00, team formation and track board 14:30, hacking 15:00, lunch at tables, workshop 16:30, mentor hour 18:00, dinner 19:00, workshop 19:45, mini-event 20:30, minor sign-out 21:00, night briefing 22:00, midnight snack 23:30.</w:t>
+        <w:t xml:space="preserve">setup 10:00, doors 11:00, opening 12:00, team formation and track board 12:30, hacking 13:00, lunch at tables, workshop 14:30, mentor hour 16:00, workshop 17:30, dinner 19:00, mini-event 20:30, minor sign-out 21:00, night briefing 22:00, midnight snack 23:30.</w:t>
       </w:r>
     </w:p>
     <w:p>
@@ -4414,7 +4649,7 @@
         <w:t xml:space="preserve"> </w:t>
       </w:r>
       <w:r>
-        <w:t xml:space="preserve">returnees by 10:00, lunch 12:15, judges 13:00, submissions 15:00, track judging 15:30 to 17:00, finals 17:15, awards 18:20, close 19:00, venue back 20:30.</w:t>
+        <w:t xml:space="preserve">returnees by 10:00, judges 11:00, lunch 12:15, submissions 13:00, track judging 13:30 to 15:00, finals 15:15, awards 16:20, close 17:00, venue back 18:30.</w:t>
       </w:r>
     </w:p>
     <w:p>
@@ -4470,7 +4705,7 @@
         <w:t xml:space="preserve"> </w:t>
       </w:r>
       <w:r>
-        <w:t xml:space="preserve">name on list, consent on file or handed over, overnight tag, dietary tag, wristband, point to chat and schedule, late list until 15:30, headcount to logistics at 14:30.</w:t>
+        <w:t xml:space="preserve">name on list, consent on file or handed over, overnight tag, dietary tag, wristband, point to chat and schedule, late list until 13:30, headcount to logistics at 12:30.</w:t>
       </w:r>
     </w:p>
     <w:p>
@@ -4492,7 +4727,7 @@
         <w:t xml:space="preserve"> </w:t>
       </w:r>
       <w:r>
-        <w:t xml:space="preserve">lunch boxes at tables 15:00, dinner 18:45, midnight snack 23:15, breakfast 06:45, Sunday lunch 12:15; dietary meals labeled; volunteers serve.</w:t>
+        <w:t xml:space="preserve">lunch boxes at tables 13:00, dinner 18:45, midnight snack 23:15, breakfast 06:45, Sunday lunch 12:15; dietary meals labeled; volunteers serve.</w:t>
       </w:r>
     </w:p>
     <w:p>
@@ -4568,8 +4803,8 @@
         </w:pict>
       </w:r>
     </w:p>
-    <w:bookmarkEnd w:id="23"/>
-    <w:bookmarkStart w:id="24" w:name="Xf25e276e94b7a8d22dcd94e2cf718bb3b873d2f"/>
+    <w:bookmarkEnd w:id="25"/>
+    <w:bookmarkStart w:id="26" w:name="Xf25e276e94b7a8d22dcd94e2cf718bb3b873d2f"/>
     <w:p>
       <w:pPr>
         <w:pStyle w:val="Heading2"/>
@@ -4583,11 +4818,11 @@
         <w:pStyle w:val="FirstParagraph"/>
       </w:pPr>
       <w:r>
-        <w:t xml:space="preserve">Within 24 hours: thank-yous with photos and numbers; results post with project links. Within 48 hours: survey out; metrics sheet filled; ledger closed. By November 13: report to every sponsor and partner with participants, institutions, teams, projects, finalists, winners, media, survey results, and the itemized ledger; retro with the four team leads; a date and a venue ask for 2027.</w:t>
-      </w:r>
-    </w:p>
-    <w:bookmarkEnd w:id="24"/>
-    <w:bookmarkEnd w:id="25"/>
+        <w:t xml:space="preserve">Within 24 hours: thank-yous with photos and numbers; results post with project links. Within 48 hours: survey out; metrics sheet filled; ledger closed. By December 4: report to every sponsor and partner with participants, institutions, teams, projects, finalists, winners, media, survey results, and the itemized ledger; retro with the four team leads; a date and a venue ask for 2027.</w:t>
+      </w:r>
+    </w:p>
+    <w:bookmarkEnd w:id="26"/>
+    <w:bookmarkEnd w:id="27"/>
     <w:sectPr>
       <w:footnotePr>
         <w:numRestart w:val="eachSect"/>

--- a/docs/03-master-plan-31-days.docx
+++ b/docs/03-master-plan-31-days.docx
@@ -334,7 +334,7 @@
               <w:pStyle w:val="Compact"/>
             </w:pPr>
             <w:r>
-              <w:t xml:space="preserve">students 16–24, high school and university, free entry</w:t>
+              <w:t xml:space="preserve">ages 16–26: high school and university students, gap-year students and young builders; 45,000 MNT fee</w:t>
             </w:r>
           </w:p>
         </w:tc>

--- a/docs/03-master-plan-31-days.docx
+++ b/docs/03-master-plan-31-days.docx
@@ -502,7 +502,7 @@
               <w:pStyle w:val="Compact"/>
             </w:pPr>
             <w:r>
-              <w:t xml:space="preserve">cash pool for the top three, 50 / 30 / 20; public floor 5,000,000 MNT, internal target 15,000,000; final size announced Nov 16; each of five track winners gets 2,000,000 MNT from the track sponsorship</w:t>
+              <w:t xml:space="preserve">cash pool for the top three, 50 / 30 / 20; public floor 5,000,000 MNT, internal target 15,000,000; final size announced Nov 16; each of five track winners gets its track sponsor's prize in kind (products, credits, a pilot or mentoring); the five Gold sponsors' 2,000,000 each goes into the top-three pool</w:t>
             </w:r>
           </w:p>
         </w:tc>
@@ -3331,7 +3331,7 @@
               <w:pStyle w:val="Compact"/>
             </w:pPr>
             <w:r>
-              <w:t xml:space="preserve">Track prizes, five winners × 2,000,000</w:t>
+              <w:t xml:space="preserve">Food, five meals and snacks for 220 participants and 45 staff</w:t>
             </w:r>
           </w:p>
         </w:tc>
@@ -3353,41 +3353,6 @@
               <w:pStyle w:val="Compact"/>
             </w:pPr>
             <w:r>
-              <w:t xml:space="preserve">paid by the five Gold sponsors, 2,000,000 each; an unsold track's prize comes from the general budget</w:t>
-            </w:r>
-          </w:p>
-        </w:tc>
-      </w:tr>
-      <w:tr>
-        <w:tc>
-          <w:tcPr/>
-          <w:p>
-            <w:pPr>
-              <w:pStyle w:val="Compact"/>
-            </w:pPr>
-            <w:r>
-              <w:t xml:space="preserve">Food, five meals and snacks for 220 participants and 45 staff</w:t>
-            </w:r>
-          </w:p>
-        </w:tc>
-        <w:tc>
-          <w:tcPr/>
-          <w:p>
-            <w:pPr>
-              <w:pStyle w:val="Compact"/>
-            </w:pPr>
-            <w:r>
-              <w:t xml:space="preserve">10,000,000</w:t>
-            </w:r>
-          </w:p>
-        </w:tc>
-        <w:tc>
-          <w:tcPr/>
-          <w:p>
-            <w:pPr>
-              <w:pStyle w:val="Compact"/>
-            </w:pPr>
-            <w:r>
               <w:t xml:space="preserve">about 37,700 per person over 24 hours; tight, so boxed lunches and a hot dinner, and ask the food sponsor for catering in kind to top it up</w:t>
             </w:r>
           </w:p>
@@ -3718,7 +3683,7 @@
               <w:pStyle w:val="Compact"/>
             </w:pPr>
             <w:r>
-              <w:t xml:space="preserve">67,500,000</w:t>
+              <w:t xml:space="preserve">57,500,000</w:t>
             </w:r>
           </w:p>
         </w:tc>
@@ -3750,7 +3715,7 @@
               <w:pStyle w:val="Compact"/>
             </w:pPr>
             <w:r>
-              <w:t xml:space="preserve">6,750,000</w:t>
+              <w:t xml:space="preserve">5,750,000</w:t>
             </w:r>
           </w:p>
         </w:tc>
@@ -3790,7 +3755,7 @@
                 <w:b/>
                 <w:bCs/>
               </w:rPr>
-              <w:t xml:space="preserve">74,250,000 at the prize target; 63,250,000 at the floor</w:t>
+              <w:t xml:space="preserve">63,250,000 at the prize target; 52,250,000 at the floor</w:t>
             </w:r>
           </w:p>
         </w:tc>
@@ -3910,7 +3875,7 @@
               <w:pStyle w:val="Compact"/>
             </w:pPr>
             <w:r>
-              <w:t xml:space="preserve">five or six × 5,000,000 or more; covers the venue and the top-three pool; a venue giving the hall in kind counts as Platinum</w:t>
+              <w:t xml:space="preserve">five or six × 5,000,000 or more; covers the venue, food and running costs; a venue giving the hall in kind counts as Platinum</w:t>
             </w:r>
           </w:p>
         </w:tc>
@@ -3945,7 +3910,7 @@
               <w:pStyle w:val="Compact"/>
             </w:pPr>
             <w:r>
-              <w:t xml:space="preserve">five × 2,000,000; each pays its own track's prize</w:t>
+              <w:t xml:space="preserve">five × 2,000,000, all into the top-three prize pool; each also gives its own track's winner a prize in kind</w:t>
             </w:r>
           </w:p>
         </w:tc>
@@ -4047,7 +4012,7 @@
                 <w:b/>
                 <w:bCs/>
               </w:rPr>
-              <w:t xml:space="preserve">68,000,000 with a paid venue and the 15M prize target; 48,000,000 with the hall in kind</w:t>
+              <w:t xml:space="preserve">58,000,000 with a paid venue and the 15M prize target; 38,000,000 with the hall in kind</w:t>
             </w:r>
           </w:p>
         </w:tc>

--- a/docs/03-master-plan-31-days.docx
+++ b/docs/03-master-plan-31-days.docx
@@ -502,7 +502,7 @@
               <w:pStyle w:val="Compact"/>
             </w:pPr>
             <w:r>
-              <w:t xml:space="preserve">cash pool for the top three, 50 / 30 / 20; public floor 5,000,000 MNT, internal target 15,000,000; final size announced Nov 16; each of five track winners gets its track sponsor's prize in kind (products, credits, a pilot or mentoring); the five Gold sponsors' 2,000,000 each goes into the top-three pool</w:t>
+              <w:t xml:space="preserve">cash pool for the top three, 50 / 30 / 20; public floor 5,000,000 MNT, internal target 15,000,000; final size announced Nov 16; each of five track winners gets 2,000,000 MNT from the track sponsorship</w:t>
             </w:r>
           </w:p>
         </w:tc>
@@ -3331,6 +3331,41 @@
               <w:pStyle w:val="Compact"/>
             </w:pPr>
             <w:r>
+              <w:t xml:space="preserve">Track prizes, five winners × 2,000,000</w:t>
+            </w:r>
+          </w:p>
+        </w:tc>
+        <w:tc>
+          <w:tcPr/>
+          <w:p>
+            <w:pPr>
+              <w:pStyle w:val="Compact"/>
+            </w:pPr>
+            <w:r>
+              <w:t xml:space="preserve">10,000,000</w:t>
+            </w:r>
+          </w:p>
+        </w:tc>
+        <w:tc>
+          <w:tcPr/>
+          <w:p>
+            <w:pPr>
+              <w:pStyle w:val="Compact"/>
+            </w:pPr>
+            <w:r>
+              <w:t xml:space="preserve">paid by the five Gold sponsors, 2,000,000 each; an unsold track's prize comes from the general budget</w:t>
+            </w:r>
+          </w:p>
+        </w:tc>
+      </w:tr>
+      <w:tr>
+        <w:tc>
+          <w:tcPr/>
+          <w:p>
+            <w:pPr>
+              <w:pStyle w:val="Compact"/>
+            </w:pPr>
+            <w:r>
               <w:t xml:space="preserve">Food, five meals and snacks for 220 participants and 45 staff</w:t>
             </w:r>
           </w:p>
@@ -3683,7 +3718,7 @@
               <w:pStyle w:val="Compact"/>
             </w:pPr>
             <w:r>
-              <w:t xml:space="preserve">57,500,000</w:t>
+              <w:t xml:space="preserve">67,500,000</w:t>
             </w:r>
           </w:p>
         </w:tc>
@@ -3715,7 +3750,7 @@
               <w:pStyle w:val="Compact"/>
             </w:pPr>
             <w:r>
-              <w:t xml:space="preserve">5,750,000</w:t>
+              <w:t xml:space="preserve">6,750,000</w:t>
             </w:r>
           </w:p>
         </w:tc>
@@ -3755,7 +3790,7 @@
                 <w:b/>
                 <w:bCs/>
               </w:rPr>
-              <w:t xml:space="preserve">63,250,000 at the prize target; 52,250,000 at the floor</w:t>
+              <w:t xml:space="preserve">74,250,000 at the prize target; 63,250,000 at the floor</w:t>
             </w:r>
           </w:p>
         </w:tc>
@@ -3875,7 +3910,7 @@
               <w:pStyle w:val="Compact"/>
             </w:pPr>
             <w:r>
-              <w:t xml:space="preserve">five or six × 5,000,000 or more; covers the venue, food and running costs; a venue giving the hall in kind counts as Platinum</w:t>
+              <w:t xml:space="preserve">five or six × 5,000,000 or more; covers the venue and the top-three pool; a venue giving the hall in kind counts as Platinum</w:t>
             </w:r>
           </w:p>
         </w:tc>
@@ -3910,7 +3945,7 @@
               <w:pStyle w:val="Compact"/>
             </w:pPr>
             <w:r>
-              <w:t xml:space="preserve">five × 2,000,000, all into the top-three prize pool; each also gives its own track's winner a prize in kind</w:t>
+              <w:t xml:space="preserve">five × 2,000,000; each pays its own track's prize</w:t>
             </w:r>
           </w:p>
         </w:tc>
@@ -4012,7 +4047,7 @@
                 <w:b/>
                 <w:bCs/>
               </w:rPr>
-              <w:t xml:space="preserve">58,000,000 with a paid venue and the 15M prize target; 38,000,000 with the hall in kind</w:t>
+              <w:t xml:space="preserve">68,000,000 with a paid venue and the 15M prize target; 48,000,000 with the hall in kind</w:t>
             </w:r>
           </w:p>
         </w:tc>
